--- a/fiction/drafts/third-person/tpp-arousal_20250608-0448.docx
+++ b/fiction/drafts/third-person/tpp-arousal_20250608-0448.docx
@@ -1,18 +1,56 @@
 
 <file path=word/document.xml><?xml version="1.0" encoding="utf-8"?>
-<w:document xmlns:ve="http://schemas.openxmlformats.org/markup-compatibility/2006" xmlns:o="urn:schemas-microsoft-com:office:office" xmlns:r="http://schemas.openxmlformats.org/officeDocument/2006/relationships" xmlns:m="http://schemas.openxmlformats.org/officeDocument/2006/math" xmlns:v="urn:schemas-microsoft-com:vml" xmlns:wp="http://schemas.openxmlformats.org/drawingml/2006/wordprocessingDrawing" xmlns:w10="urn:schemas-microsoft-com:office:word" xmlns:w="http://schemas.openxmlformats.org/wordprocessingml/2006/main" xmlns:wne="http://schemas.microsoft.com/office/word/2006/wordml">
+<w:document xmlns:wpc="http://schemas.microsoft.com/office/word/2010/wordprocessingCanvas" xmlns:cx="http://schemas.microsoft.com/office/drawing/2014/chartex" xmlns:cx1="http://schemas.microsoft.com/office/drawing/2015/9/8/chartex" xmlns:cx2="http://schemas.microsoft.com/office/drawing/2015/10/21/chartex" xmlns:cx3="http://schemas.microsoft.com/office/drawing/2016/5/9/chartex" xmlns:cx4="http://schemas.microsoft.com/office/drawing/2016/5/10/chartex" xmlns:cx5="http://schemas.microsoft.com/office/drawing/2016/5/11/chartex" xmlns:cx6="http://schemas.microsoft.com/office/drawing/2016/5/12/chartex" xmlns:cx7="http://schemas.microsoft.com/office/drawing/2016/5/13/chartex" xmlns:cx8="http://schemas.microsoft.com/office/drawing/2016/5/14/chartex" xmlns:mc="http://schemas.openxmlformats.org/markup-compatibility/2006" xmlns:aink="http://schemas.microsoft.com/office/drawing/2016/ink" xmlns:am3d="http://schemas.microsoft.com/office/drawing/2017/model3d" xmlns:o="urn:schemas-microsoft-com:office:office" xmlns:oel="http://schemas.microsoft.com/office/2019/extlst" xmlns:r="http://schemas.openxmlformats.org/officeDocument/2006/relationships" xmlns:m="http://schemas.openxmlformats.org/officeDocument/2006/math" xmlns:v="urn:schemas-microsoft-com:vml" xmlns:wp14="http://schemas.microsoft.com/office/word/2010/wordprocessingDrawing" xmlns:wp="http://schemas.openxmlformats.org/drawingml/2006/wordprocessingDrawing" xmlns:w10="urn:schemas-microsoft-com:office:word" xmlns:w="http://schemas.openxmlformats.org/wordprocessingml/2006/main" xmlns:w14="http://schemas.microsoft.com/office/word/2010/wordml" xmlns:w15="http://schemas.microsoft.com/office/word/2012/wordml" xmlns:w16cex="http://schemas.microsoft.com/office/word/2018/wordml/cex" xmlns:w16cid="http://schemas.microsoft.com/office/word/2016/wordml/cid" xmlns:w16="http://schemas.microsoft.com/office/word/2018/wordml" xmlns:w16du="http://schemas.microsoft.com/office/word/2023/wordml/word16du" xmlns:w16sdtdh="http://schemas.microsoft.com/office/word/2020/wordml/sdtdatahash" xmlns:w16sdtfl="http://schemas.microsoft.com/office/word/2024/wordml/sdtformatlock" xmlns:w16se="http://schemas.microsoft.com/office/word/2015/wordml/symex" xmlns:wpg="http://schemas.microsoft.com/office/word/2010/wordprocessingGroup" xmlns:wpi="http://schemas.microsoft.com/office/word/2010/wordprocessingInk" xmlns:wne="http://schemas.microsoft.com/office/word/2006/wordml" xmlns:wps="http://schemas.microsoft.com/office/word/2010/wordprocessingShape" mc:Ignorable="w14 w15 w16se w16cid w16 w16cex w16sdtdh w16sdtfl w16du wp14">
   <w:body>
     <w:p>
       <w:pPr>
         <w:spacing w:line="360" w:lineRule="auto"/>
         <w:jc w:val="both"/>
+        <w:rPr>
+          <w:rFonts w:ascii="Montserrat" w:hAnsi="Montserrat"/>
+          <w:sz w:val="24"/>
+        </w:rPr>
       </w:pPr>
-      <w:fldSimple w:instr=" TITLE  \* MERGEFORMAT ">
-        <w:r>
-          <w:t>Morgan - Arousal</w:t>
-        </w:r>
-      </w:fldSimple>
-      <w:r>
+      <w:r>
+        <w:rPr>
+          <w:rFonts w:ascii="Montserrat" w:hAnsi="Montserrat"/>
+          <w:sz w:val="24"/>
+        </w:rPr>
+        <w:fldChar w:fldCharType="begin"/>
+      </w:r>
+      <w:r>
+        <w:rPr>
+          <w:rFonts w:ascii="Montserrat" w:hAnsi="Montserrat"/>
+          <w:sz w:val="24"/>
+        </w:rPr>
+        <w:instrText xml:space="preserve"> TITLE  \* MERGEFORMAT </w:instrText>
+      </w:r>
+      <w:r>
+        <w:rPr>
+          <w:rFonts w:ascii="Montserrat" w:hAnsi="Montserrat"/>
+          <w:sz w:val="24"/>
+        </w:rPr>
+        <w:fldChar w:fldCharType="separate"/>
+      </w:r>
+      <w:r>
+        <w:rPr>
+          <w:rFonts w:ascii="Montserrat" w:hAnsi="Montserrat"/>
+          <w:sz w:val="24"/>
+        </w:rPr>
+        <w:t>Morgan - Arousal</w:t>
+      </w:r>
+      <w:r>
+        <w:rPr>
+          <w:rFonts w:ascii="Montserrat" w:hAnsi="Montserrat"/>
+          <w:sz w:val="24"/>
+        </w:rPr>
+        <w:fldChar w:fldCharType="end"/>
+      </w:r>
+      <w:r>
+        <w:rPr>
+          <w:rFonts w:ascii="Montserrat" w:hAnsi="Montserrat"/>
+          <w:sz w:val="24"/>
+        </w:rPr>
         <w:t xml:space="preserve"> </w:t>
       </w:r>
     </w:p>
@@ -21,36 +59,102 @@
         <w:spacing w:line="360" w:lineRule="auto"/>
         <w:jc w:val="right"/>
         <w:rPr>
+          <w:rFonts w:ascii="Montserrat" w:hAnsi="Montserrat"/>
           <w:color w:val="808080"/>
+          <w:sz w:val="24"/>
         </w:rPr>
       </w:pPr>
-      <w:fldSimple w:instr=" NUMPAGES  \* MERGEFORMAT ">
-        <w:r>
-          <w:rPr>
-            <w:noProof/>
-            <w:color w:val="808080"/>
-          </w:rPr>
-          <w:t>1</w:t>
-        </w:r>
-      </w:fldSimple>
-      <w:r>
-        <w:rPr>
+      <w:r>
+        <w:rPr>
+          <w:rFonts w:ascii="Montserrat" w:hAnsi="Montserrat"/>
+          <w:sz w:val="24"/>
+        </w:rPr>
+        <w:fldChar w:fldCharType="begin"/>
+      </w:r>
+      <w:r>
+        <w:rPr>
+          <w:rFonts w:ascii="Montserrat" w:hAnsi="Montserrat"/>
+          <w:sz w:val="24"/>
+        </w:rPr>
+        <w:instrText xml:space="preserve"> NUMPAGES  \* MERGEFORMAT </w:instrText>
+      </w:r>
+      <w:r>
+        <w:rPr>
+          <w:rFonts w:ascii="Montserrat" w:hAnsi="Montserrat"/>
+          <w:sz w:val="24"/>
+        </w:rPr>
+        <w:fldChar w:fldCharType="separate"/>
+      </w:r>
+      <w:r>
+        <w:rPr>
+          <w:rFonts w:ascii="Montserrat" w:hAnsi="Montserrat"/>
+          <w:noProof/>
           <w:color w:val="808080"/>
+          <w:sz w:val="24"/>
+        </w:rPr>
+        <w:t>1</w:t>
+      </w:r>
+      <w:r>
+        <w:rPr>
+          <w:rFonts w:ascii="Montserrat" w:hAnsi="Montserrat"/>
+          <w:noProof/>
+          <w:color w:val="808080"/>
+          <w:sz w:val="24"/>
+        </w:rPr>
+        <w:fldChar w:fldCharType="end"/>
+      </w:r>
+      <w:r>
+        <w:rPr>
+          <w:rFonts w:ascii="Montserrat" w:hAnsi="Montserrat"/>
+          <w:color w:val="808080"/>
+          <w:sz w:val="24"/>
         </w:rPr>
         <w:t xml:space="preserve"> pages ∙ </w:t>
       </w:r>
-      <w:fldSimple w:instr=" NUMWORDS  \* MERGEFORMAT ">
-        <w:r>
-          <w:rPr>
-            <w:noProof/>
-            <w:color w:val="808080"/>
-          </w:rPr>
-          <w:t>248</w:t>
-        </w:r>
-      </w:fldSimple>
-      <w:r>
-        <w:rPr>
+      <w:r>
+        <w:rPr>
+          <w:rFonts w:ascii="Montserrat" w:hAnsi="Montserrat"/>
+          <w:sz w:val="24"/>
+        </w:rPr>
+        <w:fldChar w:fldCharType="begin"/>
+      </w:r>
+      <w:r>
+        <w:rPr>
+          <w:rFonts w:ascii="Montserrat" w:hAnsi="Montserrat"/>
+          <w:sz w:val="24"/>
+        </w:rPr>
+        <w:instrText xml:space="preserve"> NUMWORDS  \* MERGEFORMAT </w:instrText>
+      </w:r>
+      <w:r>
+        <w:rPr>
+          <w:rFonts w:ascii="Montserrat" w:hAnsi="Montserrat"/>
+          <w:sz w:val="24"/>
+        </w:rPr>
+        <w:fldChar w:fldCharType="separate"/>
+      </w:r>
+      <w:r>
+        <w:rPr>
+          <w:rFonts w:ascii="Montserrat" w:hAnsi="Montserrat"/>
+          <w:noProof/>
           <w:color w:val="808080"/>
+          <w:sz w:val="24"/>
+        </w:rPr>
+        <w:t>248</w:t>
+      </w:r>
+      <w:r>
+        <w:rPr>
+          <w:rFonts w:ascii="Montserrat" w:hAnsi="Montserrat"/>
+          <w:noProof/>
+          <w:color w:val="808080"/>
+          <w:sz w:val="24"/>
+        </w:rPr>
+        <w:fldChar w:fldCharType="end"/>
+      </w:r>
+      <w:r>
+        <w:rPr>
+          <w:rFonts w:ascii="Montserrat" w:hAnsi="Montserrat"/>
+          <w:color w:val="808080"/>
+          <w:sz w:val="24"/>
         </w:rPr>
         <w:t xml:space="preserve"> words</w:t>
       </w:r>
@@ -58,75 +162,109 @@
     <w:p>
       <w:pPr>
         <w:spacing w:line="360" w:lineRule="auto"/>
+        <w:rPr>
+          <w:rFonts w:ascii="Montserrat" w:hAnsi="Montserrat"/>
+          <w:sz w:val="24"/>
+        </w:rPr>
       </w:pPr>
     </w:p>
     <w:p>
       <w:pPr>
         <w:spacing w:line="360" w:lineRule="auto"/>
         <w:jc w:val="both"/>
+        <w:rPr>
+          <w:rFonts w:ascii="Montserrat" w:hAnsi="Montserrat"/>
+          <w:sz w:val="24"/>
+        </w:rPr>
       </w:pPr>
       <w:r>
-        <w:t xml:space="preserve">There was music in the motion. The fast beat of her heart and the slow echo of her footsteps set a complex rhythm. Wind whistled and </w:t>
-      </w:r>
-      <w:r>
-        <w:t xml:space="preserve">moaned along the broad arcades, underscored by the rattling hiss of the rain. Thunder touched things deep inside her with its rumble. In the distance, she could even hear the endless passion of the surf, stroking the beach and thrusting among the rocks. </w:t>
+        <w:rPr>
+          <w:rFonts w:ascii="Montserrat" w:hAnsi="Montserrat"/>
+          <w:sz w:val="24"/>
+        </w:rPr>
+        <w:t xml:space="preserve">There was music in the motion. The fast beat of her heart and the slow echo of her footsteps set a complex rhythm. Wind whistled and moaned along the broad arcades, underscored by the rattling hiss of the rain. Thunder touched things deep inside her with its rumble. In the distance, she could even hear the endless passion of the surf, stroking the beach and thrusting among the rocks. </w:t>
       </w:r>
     </w:p>
     <w:p>
       <w:pPr>
         <w:spacing w:line="360" w:lineRule="auto"/>
         <w:jc w:val="both"/>
+        <w:rPr>
+          <w:rFonts w:ascii="Montserrat" w:hAnsi="Montserrat"/>
+          <w:sz w:val="24"/>
+        </w:rPr>
       </w:pPr>
       <w:r>
+        <w:rPr>
+          <w:rFonts w:ascii="Montserrat" w:hAnsi="Montserrat"/>
+          <w:sz w:val="24"/>
+        </w:rPr>
         <w:tab/>
-      </w:r>
-      <w:r>
-        <w:t>The sharp bite of ozone and the spice of new rain joined the primal scent of the ocean. She closed her eyes and took a deep breath. Instead of subsiding, her arousal sharpened. Her nerves sang with a delicious ache. She felt her muscles shifted under her s</w:t>
-      </w:r>
-      <w:r>
-        <w:t xml:space="preserve">kin, bound and caressed by layers of clothing. It was maddening. It was wonderful. It was unbearable. Her senses were overloaded and her whole being craved for release. </w:t>
+        <w:t xml:space="preserve">The sharp bite of ozone and the spice of new rain joined the primal scent of the ocean. She closed her eyes and took a deep breath. Instead of subsiding, her arousal sharpened. Her nerves sang with a delicious ache. She felt her muscles shifted under her skin, bound and caressed by layers of clothing. It was maddening. It was wonderful. It was unbearable. Her senses were overloaded and her whole being craved for release. </w:t>
       </w:r>
     </w:p>
     <w:p>
       <w:pPr>
         <w:spacing w:line="360" w:lineRule="auto"/>
         <w:jc w:val="both"/>
+        <w:rPr>
+          <w:rFonts w:ascii="Montserrat" w:hAnsi="Montserrat"/>
+          <w:sz w:val="24"/>
+        </w:rPr>
       </w:pPr>
     </w:p>
     <w:p>
       <w:pPr>
         <w:spacing w:line="360" w:lineRule="auto"/>
         <w:jc w:val="both"/>
+        <w:rPr>
+          <w:rFonts w:ascii="Montserrat" w:hAnsi="Montserrat"/>
+          <w:sz w:val="24"/>
+        </w:rPr>
       </w:pPr>
       <w:r>
+        <w:rPr>
+          <w:rFonts w:ascii="Montserrat" w:hAnsi="Montserrat"/>
+          <w:sz w:val="24"/>
+        </w:rPr>
         <w:tab/>
-        <w:t>Like so many others, she had come here to be opened. To awaken her creative spirit a</w:t>
-      </w:r>
-      <w:r>
-        <w:t>nd learn to understand it’s physical expression, she was encouraged to explore her own body. She had found release—and a hunger both sharper and deeper than her original ache. The more she learned about the fire within her, the more it changed her, strivin</w:t>
-      </w:r>
-      <w:r>
-        <w:t xml:space="preserve">g to dominate and redefine her. This passion, her sexuality, had always been there, a stranger within herself. The more she learned of the possibilities and uses of herself, the more defined its sense purpose became. </w:t>
+        <w:t xml:space="preserve">Like so many others, she had come here to be opened. To awaken her creative spirit and learn to understand it’s physical expression, she was encouraged to explore her own body. She had found release—and a hunger both sharper and deeper than her original ache. The more she learned about the fire within her, the more it changed her, striving to dominate and redefine her. This passion, her sexuality, had always been there, a stranger within herself. The more she learned of the possibilities and uses of herself, the more defined its sense purpose became. </w:t>
       </w:r>
     </w:p>
     <w:p>
       <w:pPr>
         <w:spacing w:line="360" w:lineRule="auto"/>
         <w:jc w:val="both"/>
+        <w:rPr>
+          <w:rFonts w:ascii="Montserrat" w:hAnsi="Montserrat"/>
+          <w:sz w:val="24"/>
+        </w:rPr>
       </w:pPr>
     </w:p>
     <w:p>
       <w:pPr>
         <w:spacing w:line="360" w:lineRule="auto"/>
         <w:jc w:val="both"/>
+        <w:rPr>
+          <w:rFonts w:ascii="Montserrat" w:hAnsi="Montserrat"/>
+          <w:sz w:val="24"/>
+        </w:rPr>
       </w:pPr>
     </w:p>
     <w:p>
       <w:pPr>
         <w:spacing w:line="360" w:lineRule="auto"/>
         <w:jc w:val="both"/>
+        <w:rPr>
+          <w:rFonts w:ascii="Montserrat" w:hAnsi="Montserrat"/>
+          <w:sz w:val="24"/>
+        </w:rPr>
       </w:pPr>
       <w:r>
+        <w:rPr>
+          <w:rFonts w:ascii="Montserrat" w:hAnsi="Montserrat"/>
+          <w:sz w:val="24"/>
+        </w:rPr>
         <w:tab/>
       </w:r>
     </w:p>
@@ -140,167 +278,671 @@
 </w:document>
 </file>
 
+<file path=word/numbering.xml><?xml version="1.0" encoding="utf-8"?>
+<w:numbering xmlns:wpc="http://schemas.microsoft.com/office/word/2010/wordprocessingCanvas" xmlns:cx="http://schemas.microsoft.com/office/drawing/2014/chartex" xmlns:cx1="http://schemas.microsoft.com/office/drawing/2015/9/8/chartex" xmlns:cx2="http://schemas.microsoft.com/office/drawing/2015/10/21/chartex" xmlns:cx3="http://schemas.microsoft.com/office/drawing/2016/5/9/chartex" xmlns:cx4="http://schemas.microsoft.com/office/drawing/2016/5/10/chartex" xmlns:cx5="http://schemas.microsoft.com/office/drawing/2016/5/11/chartex" xmlns:cx6="http://schemas.microsoft.com/office/drawing/2016/5/12/chartex" xmlns:cx7="http://schemas.microsoft.com/office/drawing/2016/5/13/chartex" xmlns:cx8="http://schemas.microsoft.com/office/drawing/2016/5/14/chartex" xmlns:mc="http://schemas.openxmlformats.org/markup-compatibility/2006" xmlns:aink="http://schemas.microsoft.com/office/drawing/2016/ink" xmlns:am3d="http://schemas.microsoft.com/office/drawing/2017/model3d" xmlns:o="urn:schemas-microsoft-com:office:office" xmlns:oel="http://schemas.microsoft.com/office/2019/extlst" xmlns:r="http://schemas.openxmlformats.org/officeDocument/2006/relationships" xmlns:m="http://schemas.openxmlformats.org/officeDocument/2006/math" xmlns:v="urn:schemas-microsoft-com:vml" xmlns:wp14="http://schemas.microsoft.com/office/word/2010/wordprocessingDrawing" xmlns:wp="http://schemas.openxmlformats.org/drawingml/2006/wordprocessingDrawing" xmlns:w10="urn:schemas-microsoft-com:office:word" xmlns:w="http://schemas.openxmlformats.org/wordprocessingml/2006/main" xmlns:w14="http://schemas.microsoft.com/office/word/2010/wordml" xmlns:w15="http://schemas.microsoft.com/office/word/2012/wordml" xmlns:w16cex="http://schemas.microsoft.com/office/word/2018/wordml/cex" xmlns:w16cid="http://schemas.microsoft.com/office/word/2016/wordml/cid" xmlns:w16="http://schemas.microsoft.com/office/word/2018/wordml" xmlns:w16du="http://schemas.microsoft.com/office/word/2023/wordml/word16du" xmlns:w16sdtdh="http://schemas.microsoft.com/office/word/2020/wordml/sdtdatahash" xmlns:w16sdtfl="http://schemas.microsoft.com/office/word/2024/wordml/sdtformatlock" xmlns:w16se="http://schemas.microsoft.com/office/word/2015/wordml/symex" xmlns:wpg="http://schemas.microsoft.com/office/word/2010/wordprocessingGroup" xmlns:wpi="http://schemas.microsoft.com/office/word/2010/wordprocessingInk" xmlns:wne="http://schemas.microsoft.com/office/word/2006/wordml" xmlns:wps="http://schemas.microsoft.com/office/word/2010/wordprocessingShape" mc:Ignorable="w14 w15 w16se w16cid w16 w16cex w16sdtdh w16sdtfl w16du wp14">
+  <w:abstractNum w:abstractNumId="0" w15:restartNumberingAfterBreak="0">
+    <w:nsid w:val="FFFFFFFB"/>
+    <w:multiLevelType w:val="multilevel"/>
+    <w:tmpl w:val="80A499BA"/>
+    <w:lvl w:ilvl="0">
+      <w:start w:val="1"/>
+      <w:numFmt w:val="cardinalText"/>
+      <w:lvlText w:val="Chapter %1 "/>
+      <w:legacy w:legacy="1" w:legacySpace="144" w:legacyIndent="0"/>
+      <w:lvlJc w:val="left"/>
+    </w:lvl>
+    <w:lvl w:ilvl="1">
+      <w:start w:val="1"/>
+      <w:numFmt w:val="none"/>
+      <w:pStyle w:val="Heading2"/>
+      <w:suff w:val="nothing"/>
+      <w:lvlText w:val=""/>
+      <w:lvlJc w:val="left"/>
+    </w:lvl>
+    <w:lvl w:ilvl="2">
+      <w:start w:val="1"/>
+      <w:numFmt w:val="none"/>
+      <w:suff w:val="nothing"/>
+      <w:lvlText w:val=""/>
+      <w:lvlJc w:val="left"/>
+    </w:lvl>
+    <w:lvl w:ilvl="3">
+      <w:start w:val="1"/>
+      <w:numFmt w:val="none"/>
+      <w:pStyle w:val="Heading4"/>
+      <w:suff w:val="nothing"/>
+      <w:lvlText w:val=""/>
+      <w:lvlJc w:val="left"/>
+    </w:lvl>
+    <w:lvl w:ilvl="4">
+      <w:start w:val="1"/>
+      <w:numFmt w:val="none"/>
+      <w:pStyle w:val="Heading5"/>
+      <w:suff w:val="nothing"/>
+      <w:lvlText w:val=""/>
+      <w:lvlJc w:val="left"/>
+    </w:lvl>
+    <w:lvl w:ilvl="5">
+      <w:start w:val="1"/>
+      <w:numFmt w:val="none"/>
+      <w:pStyle w:val="Heading6"/>
+      <w:suff w:val="nothing"/>
+      <w:lvlText w:val=""/>
+      <w:lvlJc w:val="left"/>
+    </w:lvl>
+    <w:lvl w:ilvl="6">
+      <w:start w:val="1"/>
+      <w:numFmt w:val="none"/>
+      <w:suff w:val="nothing"/>
+      <w:lvlText w:val=""/>
+      <w:lvlJc w:val="left"/>
+    </w:lvl>
+    <w:lvl w:ilvl="7">
+      <w:start w:val="1"/>
+      <w:numFmt w:val="none"/>
+      <w:suff w:val="nothing"/>
+      <w:lvlText w:val=""/>
+      <w:lvlJc w:val="left"/>
+    </w:lvl>
+    <w:lvl w:ilvl="8">
+      <w:start w:val="1"/>
+      <w:numFmt w:val="none"/>
+      <w:suff w:val="nothing"/>
+      <w:lvlText w:val=""/>
+      <w:lvlJc w:val="left"/>
+    </w:lvl>
+  </w:abstractNum>
+  <w:num w:numId="1" w16cid:durableId="1614438551">
+    <w:abstractNumId w:val="0"/>
+  </w:num>
+  <w:num w:numId="2" w16cid:durableId="1040711841">
+    <w:abstractNumId w:val="0"/>
+  </w:num>
+  <w:num w:numId="3" w16cid:durableId="1251694361">
+    <w:abstractNumId w:val="0"/>
+  </w:num>
+  <w:num w:numId="4" w16cid:durableId="796483868">
+    <w:abstractNumId w:val="0"/>
+  </w:num>
+  <w:num w:numId="5" w16cid:durableId="961963654">
+    <w:abstractNumId w:val="0"/>
+  </w:num>
+  <w:num w:numId="6" w16cid:durableId="1649169329">
+    <w:abstractNumId w:val="0"/>
+  </w:num>
+  <w:num w:numId="7" w16cid:durableId="57288286">
+    <w:abstractNumId w:val="0"/>
+  </w:num>
+</w:numbering>
+</file>
+
 <file path=word/styles.xml><?xml version="1.0" encoding="utf-8"?>
-<w:styles xmlns:r="http://schemas.openxmlformats.org/officeDocument/2006/relationships" xmlns:w="http://schemas.openxmlformats.org/wordprocessingml/2006/main">
+<w:styles xmlns:mc="http://schemas.openxmlformats.org/markup-compatibility/2006" xmlns:r="http://schemas.openxmlformats.org/officeDocument/2006/relationships" xmlns:w="http://schemas.openxmlformats.org/wordprocessingml/2006/main" xmlns:w14="http://schemas.microsoft.com/office/word/2010/wordml" xmlns:w15="http://schemas.microsoft.com/office/word/2012/wordml" xmlns:w16cex="http://schemas.microsoft.com/office/word/2018/wordml/cex" xmlns:w16cid="http://schemas.microsoft.com/office/word/2016/wordml/cid" xmlns:w16="http://schemas.microsoft.com/office/word/2018/wordml" xmlns:w16du="http://schemas.microsoft.com/office/word/2023/wordml/word16du" xmlns:w16sdtdh="http://schemas.microsoft.com/office/word/2020/wordml/sdtdatahash" xmlns:w16sdtfl="http://schemas.microsoft.com/office/word/2024/wordml/sdtformatlock" xmlns:w16se="http://schemas.microsoft.com/office/word/2015/wordml/symex" mc:Ignorable="w14 w15 w16se w16cid w16 w16cex w16sdtdh w16sdtfl w16du">
   <w:docDefaults>
     <w:rPrDefault>
       <w:rPr>
-        <w:rFonts w:ascii="Times New Roman" w:eastAsia="Times New Roman" w:hAnsi="Times New Roman" w:cs="Times New Roman"/>
+        <w:rFonts w:asciiTheme="minorHAnsi" w:eastAsiaTheme="minorHAnsi" w:hAnsiTheme="minorHAnsi" w:cstheme="minorBidi"/>
+        <w:sz w:val="22"/>
+        <w:szCs w:val="22"/>
         <w:lang w:val="en-US" w:eastAsia="en-US" w:bidi="ar-SA"/>
       </w:rPr>
     </w:rPrDefault>
     <w:pPrDefault/>
   </w:docDefaults>
-  <w:latentStyles w:defLockedState="0" w:defUIPriority="99" w:defSemiHidden="1" w:defUnhideWhenUsed="1" w:defQFormat="0" w:count="267">
-    <w:lsdException w:name="Normal" w:semiHidden="0" w:uiPriority="0" w:unhideWhenUsed="0" w:qFormat="1"/>
-    <w:lsdException w:name="heading 1" w:semiHidden="0" w:uiPriority="9" w:unhideWhenUsed="0" w:qFormat="1"/>
-    <w:lsdException w:name="heading 2" w:uiPriority="9" w:qFormat="1"/>
-    <w:lsdException w:name="heading 3" w:uiPriority="9" w:qFormat="1"/>
-    <w:lsdException w:name="heading 4" w:uiPriority="9" w:qFormat="1"/>
-    <w:lsdException w:name="heading 5" w:uiPriority="9" w:qFormat="1"/>
-    <w:lsdException w:name="heading 6" w:uiPriority="9" w:qFormat="1"/>
-    <w:lsdException w:name="heading 7" w:uiPriority="9" w:qFormat="1"/>
-    <w:lsdException w:name="heading 8" w:uiPriority="9" w:qFormat="1"/>
-    <w:lsdException w:name="heading 9" w:uiPriority="9" w:qFormat="1"/>
-    <w:lsdException w:name="toc 1" w:uiPriority="39"/>
-    <w:lsdException w:name="toc 2" w:uiPriority="39"/>
-    <w:lsdException w:name="toc 3" w:uiPriority="39"/>
-    <w:lsdException w:name="toc 4" w:uiPriority="39"/>
-    <w:lsdException w:name="toc 5" w:uiPriority="39"/>
-    <w:lsdException w:name="toc 6" w:uiPriority="39"/>
-    <w:lsdException w:name="toc 7" w:uiPriority="39"/>
-    <w:lsdException w:name="toc 8" w:uiPriority="39"/>
-    <w:lsdException w:name="toc 9" w:uiPriority="39"/>
-    <w:lsdException w:name="caption" w:uiPriority="35" w:qFormat="1"/>
-    <w:lsdException w:name="Title" w:semiHidden="0" w:uiPriority="10" w:unhideWhenUsed="0" w:qFormat="1"/>
-    <w:lsdException w:name="Default Paragraph Font" w:uiPriority="1"/>
-    <w:lsdException w:name="Subtitle" w:semiHidden="0" w:uiPriority="11" w:unhideWhenUsed="0" w:qFormat="1"/>
-    <w:lsdException w:name="Strong" w:semiHidden="0" w:uiPriority="22" w:unhideWhenUsed="0" w:qFormat="1"/>
-    <w:lsdException w:name="Emphasis" w:semiHidden="0" w:uiPriority="20" w:unhideWhenUsed="0" w:qFormat="1"/>
-    <w:lsdException w:name="Table Grid" w:semiHidden="0" w:uiPriority="59" w:unhideWhenUsed="0"/>
-    <w:lsdException w:name="Placeholder Text" w:unhideWhenUsed="0"/>
-    <w:lsdException w:name="No Spacing" w:semiHidden="0" w:uiPriority="1" w:unhideWhenUsed="0" w:qFormat="1"/>
-    <w:lsdException w:name="Light Shading" w:semiHidden="0" w:uiPriority="60" w:unhideWhenUsed="0"/>
-    <w:lsdException w:name="Light List" w:semiHidden="0" w:uiPriority="61" w:unhideWhenUsed="0"/>
-    <w:lsdException w:name="Light Grid" w:semiHidden="0" w:uiPriority="62" w:unhideWhenUsed="0"/>
-    <w:lsdException w:name="Medium Shading 1" w:semiHidden="0" w:uiPriority="63" w:unhideWhenUsed="0"/>
-    <w:lsdException w:name="Medium Shading 2" w:semiHidden="0" w:uiPriority="64" w:unhideWhenUsed="0"/>
-    <w:lsdException w:name="Medium List 1" w:semiHidden="0" w:uiPriority="65" w:unhideWhenUsed="0"/>
-    <w:lsdException w:name="Medium List 2" w:semiHidden="0" w:uiPriority="66" w:unhideWhenUsed="0"/>
-    <w:lsdException w:name="Medium Grid 1" w:semiHidden="0" w:uiPriority="67" w:unhideWhenUsed="0"/>
-    <w:lsdException w:name="Medium Grid 2" w:semiHidden="0" w:uiPriority="68" w:unhideWhenUsed="0"/>
-    <w:lsdException w:name="Medium Grid 3" w:semiHidden="0" w:uiPriority="69" w:unhideWhenUsed="0"/>
-    <w:lsdException w:name="Dark List" w:semiHidden="0" w:uiPriority="70" w:unhideWhenUsed="0"/>
-    <w:lsdException w:name="Colorful Shading" w:semiHidden="0" w:uiPriority="71" w:unhideWhenUsed="0"/>
-    <w:lsdException w:name="Colorful List" w:semiHidden="0" w:uiPriority="72" w:unhideWhenUsed="0"/>
-    <w:lsdException w:name="Colorful Grid" w:semiHidden="0" w:uiPriority="73" w:unhideWhenUsed="0"/>
-    <w:lsdException w:name="Light Shading Accent 1" w:semiHidden="0" w:uiPriority="60" w:unhideWhenUsed="0"/>
-    <w:lsdException w:name="Light List Accent 1" w:semiHidden="0" w:uiPriority="61" w:unhideWhenUsed="0"/>
-    <w:lsdException w:name="Light Grid Accent 1" w:semiHidden="0" w:uiPriority="62" w:unhideWhenUsed="0"/>
-    <w:lsdException w:name="Medium Shading 1 Accent 1" w:semiHidden="0" w:uiPriority="63" w:unhideWhenUsed="0"/>
-    <w:lsdException w:name="Medium Shading 2 Accent 1" w:semiHidden="0" w:uiPriority="64" w:unhideWhenUsed="0"/>
-    <w:lsdException w:name="Medium List 1 Accent 1" w:semiHidden="0" w:uiPriority="65" w:unhideWhenUsed="0"/>
-    <w:lsdException w:name="Revision" w:unhideWhenUsed="0"/>
-    <w:lsdException w:name="List Paragraph" w:semiHidden="0" w:uiPriority="34" w:unhideWhenUsed="0" w:qFormat="1"/>
-    <w:lsdException w:name="Quote" w:semiHidden="0" w:uiPriority="29" w:unhideWhenUsed="0" w:qFormat="1"/>
-    <w:lsdException w:name="Intense Quote" w:semiHidden="0" w:uiPriority="30" w:unhideWhenUsed="0" w:qFormat="1"/>
-    <w:lsdException w:name="Medium List 2 Accent 1" w:semiHidden="0" w:uiPriority="66" w:unhideWhenUsed="0"/>
-    <w:lsdException w:name="Medium Grid 1 Accent 1" w:semiHidden="0" w:uiPriority="67" w:unhideWhenUsed="0"/>
-    <w:lsdException w:name="Medium Grid 2 Accent 1" w:semiHidden="0" w:uiPriority="68" w:unhideWhenUsed="0"/>
-    <w:lsdException w:name="Medium Grid 3 Accent 1" w:semiHidden="0" w:uiPriority="69" w:unhideWhenUsed="0"/>
-    <w:lsdException w:name="Dark List Accent 1" w:semiHidden="0" w:uiPriority="70" w:unhideWhenUsed="0"/>
-    <w:lsdException w:name="Colorful Shading Accent 1" w:semiHidden="0" w:uiPriority="71" w:unhideWhenUsed="0"/>
-    <w:lsdException w:name="Colorful List Accent 1" w:semiHidden="0" w:uiPriority="72" w:unhideWhenUsed="0"/>
-    <w:lsdException w:name="Colorful Grid Accent 1" w:semiHidden="0" w:uiPriority="73" w:unhideWhenUsed="0"/>
-    <w:lsdException w:name="Light Shading Accent 2" w:semiHidden="0" w:uiPriority="60" w:unhideWhenUsed="0"/>
-    <w:lsdException w:name="Light List Accent 2" w:semiHidden="0" w:uiPriority="61" w:unhideWhenUsed="0"/>
-    <w:lsdException w:name="Light Grid Accent 2" w:semiHidden="0" w:uiPriority="62" w:unhideWhenUsed="0"/>
-    <w:lsdException w:name="Medium Shading 1 Accent 2" w:semiHidden="0" w:uiPriority="63" w:unhideWhenUsed="0"/>
-    <w:lsdException w:name="Medium Shading 2 Accent 2" w:semiHidden="0" w:uiPriority="64" w:unhideWhenUsed="0"/>
-    <w:lsdException w:name="Medium List 1 Accent 2" w:semiHidden="0" w:uiPriority="65" w:unhideWhenUsed="0"/>
-    <w:lsdException w:name="Medium List 2 Accent 2" w:semiHidden="0" w:uiPriority="66" w:unhideWhenUsed="0"/>
-    <w:lsdException w:name="Medium Grid 1 Accent 2" w:semiHidden="0" w:uiPriority="67" w:unhideWhenUsed="0"/>
-    <w:lsdException w:name="Medium Grid 2 Accent 2" w:semiHidden="0" w:uiPriority="68" w:unhideWhenUsed="0"/>
-    <w:lsdException w:name="Medium Grid 3 Accent 2" w:semiHidden="0" w:uiPriority="69" w:unhideWhenUsed="0"/>
-    <w:lsdException w:name="Dark List Accent 2" w:semiHidden="0" w:uiPriority="70" w:unhideWhenUsed="0"/>
-    <w:lsdException w:name="Colorful Shading Accent 2" w:semiHidden="0" w:uiPriority="71" w:unhideWhenUsed="0"/>
-    <w:lsdException w:name="Colorful List Accent 2" w:semiHidden="0" w:uiPriority="72" w:unhideWhenUsed="0"/>
-    <w:lsdException w:name="Colorful Grid Accent 2" w:semiHidden="0" w:uiPriority="73" w:unhideWhenUsed="0"/>
-    <w:lsdException w:name="Light Shading Accent 3" w:semiHidden="0" w:uiPriority="60" w:unhideWhenUsed="0"/>
-    <w:lsdException w:name="Light List Accent 3" w:semiHidden="0" w:uiPriority="61" w:unhideWhenUsed="0"/>
-    <w:lsdException w:name="Light Grid Accent 3" w:semiHidden="0" w:uiPriority="62" w:unhideWhenUsed="0"/>
-    <w:lsdException w:name="Medium Shading 1 Accent 3" w:semiHidden="0" w:uiPriority="63" w:unhideWhenUsed="0"/>
-    <w:lsdException w:name="Medium Shading 2 Accent 3" w:semiHidden="0" w:uiPriority="64" w:unhideWhenUsed="0"/>
-    <w:lsdException w:name="Medium List 1 Accent 3" w:semiHidden="0" w:uiPriority="65" w:unhideWhenUsed="0"/>
-    <w:lsdException w:name="Medium List 2 Accent 3" w:semiHidden="0" w:uiPriority="66" w:unhideWhenUsed="0"/>
-    <w:lsdException w:name="Medium Grid 1 Accent 3" w:semiHidden="0" w:uiPriority="67" w:unhideWhenUsed="0"/>
-    <w:lsdException w:name="Medium Grid 2 Accent 3" w:semiHidden="0" w:uiPriority="68" w:unhideWhenUsed="0"/>
-    <w:lsdException w:name="Medium Grid 3 Accent 3" w:semiHidden="0" w:uiPriority="69" w:unhideWhenUsed="0"/>
-    <w:lsdException w:name="Dark List Accent 3" w:semiHidden="0" w:uiPriority="70" w:unhideWhenUsed="0"/>
-    <w:lsdException w:name="Colorful Shading Accent 3" w:semiHidden="0" w:uiPriority="71" w:unhideWhenUsed="0"/>
-    <w:lsdException w:name="Colorful List Accent 3" w:semiHidden="0" w:uiPriority="72" w:unhideWhenUsed="0"/>
-    <w:lsdException w:name="Colorful Grid Accent 3" w:semiHidden="0" w:uiPriority="73" w:unhideWhenUsed="0"/>
-    <w:lsdException w:name="Light Shading Accent 4" w:semiHidden="0" w:uiPriority="60" w:unhideWhenUsed="0"/>
-    <w:lsdException w:name="Light List Accent 4" w:semiHidden="0" w:uiPriority="61" w:unhideWhenUsed="0"/>
-    <w:lsdException w:name="Light Grid Accent 4" w:semiHidden="0" w:uiPriority="62" w:unhideWhenUsed="0"/>
-    <w:lsdException w:name="Medium Shading 1 Accent 4" w:semiHidden="0" w:uiPriority="63" w:unhideWhenUsed="0"/>
-    <w:lsdException w:name="Medium Shading 2 Accent 4" w:semiHidden="0" w:uiPriority="64" w:unhideWhenUsed="0"/>
-    <w:lsdException w:name="Medium List 1 Accent 4" w:semiHidden="0" w:uiPriority="65" w:unhideWhenUsed="0"/>
-    <w:lsdException w:name="Medium List 2 Accent 4" w:semiHidden="0" w:uiPriority="66" w:unhideWhenUsed="0"/>
-    <w:lsdException w:name="Medium Grid 1 Accent 4" w:semiHidden="0" w:uiPriority="67" w:unhideWhenUsed="0"/>
-    <w:lsdException w:name="Medium Grid 2 Accent 4" w:semiHidden="0" w:uiPriority="68" w:unhideWhenUsed="0"/>
-    <w:lsdException w:name="Medium Grid 3 Accent 4" w:semiHidden="0" w:uiPriority="69" w:unhideWhenUsed="0"/>
-    <w:lsdException w:name="Dark List Accent 4" w:semiHidden="0" w:uiPriority="70" w:unhideWhenUsed="0"/>
-    <w:lsdException w:name="Colorful Shading Accent 4" w:semiHidden="0" w:uiPriority="71" w:unhideWhenUsed="0"/>
-    <w:lsdException w:name="Colorful List Accent 4" w:semiHidden="0" w:uiPriority="72" w:unhideWhenUsed="0"/>
-    <w:lsdException w:name="Colorful Grid Accent 4" w:semiHidden="0" w:uiPriority="73" w:unhideWhenUsed="0"/>
-    <w:lsdException w:name="Light Shading Accent 5" w:semiHidden="0" w:uiPriority="60" w:unhideWhenUsed="0"/>
-    <w:lsdException w:name="Light List Accent 5" w:semiHidden="0" w:uiPriority="61" w:unhideWhenUsed="0"/>
-    <w:lsdException w:name="Light Grid Accent 5" w:semiHidden="0" w:uiPriority="62" w:unhideWhenUsed="0"/>
-    <w:lsdException w:name="Medium Shading 1 Accent 5" w:semiHidden="0" w:uiPriority="63" w:unhideWhenUsed="0"/>
-    <w:lsdException w:name="Medium Shading 2 Accent 5" w:semiHidden="0" w:uiPriority="64" w:unhideWhenUsed="0"/>
-    <w:lsdException w:name="Medium List 1 Accent 5" w:semiHidden="0" w:uiPriority="65" w:unhideWhenUsed="0"/>
-    <w:lsdException w:name="Medium List 2 Accent 5" w:semiHidden="0" w:uiPriority="66" w:unhideWhenUsed="0"/>
-    <w:lsdException w:name="Medium Grid 1 Accent 5" w:semiHidden="0" w:uiPriority="67" w:unhideWhenUsed="0"/>
-    <w:lsdException w:name="Medium Grid 2 Accent 5" w:semiHidden="0" w:uiPriority="68" w:unhideWhenUsed="0"/>
-    <w:lsdException w:name="Medium Grid 3 Accent 5" w:semiHidden="0" w:uiPriority="69" w:unhideWhenUsed="0"/>
-    <w:lsdException w:name="Dark List Accent 5" w:semiHidden="0" w:uiPriority="70" w:unhideWhenUsed="0"/>
-    <w:lsdException w:name="Colorful Shading Accent 5" w:semiHidden="0" w:uiPriority="71" w:unhideWhenUsed="0"/>
-    <w:lsdException w:name="Colorful List Accent 5" w:semiHidden="0" w:uiPriority="72" w:unhideWhenUsed="0"/>
-    <w:lsdException w:name="Colorful Grid Accent 5" w:semiHidden="0" w:uiPriority="73" w:unhideWhenUsed="0"/>
-    <w:lsdException w:name="Light Shading Accent 6" w:semiHidden="0" w:uiPriority="60" w:unhideWhenUsed="0"/>
-    <w:lsdException w:name="Light List Accent 6" w:semiHidden="0" w:uiPriority="61" w:unhideWhenUsed="0"/>
-    <w:lsdException w:name="Light Grid Accent 6" w:semiHidden="0" w:uiPriority="62" w:unhideWhenUsed="0"/>
-    <w:lsdException w:name="Medium Shading 1 Accent 6" w:semiHidden="0" w:uiPriority="63" w:unhideWhenUsed="0"/>
-    <w:lsdException w:name="Medium Shading 2 Accent 6" w:semiHidden="0" w:uiPriority="64" w:unhideWhenUsed="0"/>
-    <w:lsdException w:name="Medium List 1 Accent 6" w:semiHidden="0" w:uiPriority="65" w:unhideWhenUsed="0"/>
-    <w:lsdException w:name="Medium List 2 Accent 6" w:semiHidden="0" w:uiPriority="66" w:unhideWhenUsed="0"/>
-    <w:lsdException w:name="Medium Grid 1 Accent 6" w:semiHidden="0" w:uiPriority="67" w:unhideWhenUsed="0"/>
-    <w:lsdException w:name="Medium Grid 2 Accent 6" w:semiHidden="0" w:uiPriority="68" w:unhideWhenUsed="0"/>
-    <w:lsdException w:name="Medium Grid 3 Accent 6" w:semiHidden="0" w:uiPriority="69" w:unhideWhenUsed="0"/>
-    <w:lsdException w:name="Dark List Accent 6" w:semiHidden="0" w:uiPriority="70" w:unhideWhenUsed="0"/>
-    <w:lsdException w:name="Colorful Shading Accent 6" w:semiHidden="0" w:uiPriority="71" w:unhideWhenUsed="0"/>
-    <w:lsdException w:name="Colorful List Accent 6" w:semiHidden="0" w:uiPriority="72" w:unhideWhenUsed="0"/>
-    <w:lsdException w:name="Colorful Grid Accent 6" w:semiHidden="0" w:uiPriority="73" w:unhideWhenUsed="0"/>
-    <w:lsdException w:name="Subtle Emphasis" w:semiHidden="0" w:uiPriority="19" w:unhideWhenUsed="0" w:qFormat="1"/>
-    <w:lsdException w:name="Intense Emphasis" w:semiHidden="0" w:uiPriority="21" w:unhideWhenUsed="0" w:qFormat="1"/>
-    <w:lsdException w:name="Subtle Reference" w:semiHidden="0" w:uiPriority="31" w:unhideWhenUsed="0" w:qFormat="1"/>
-    <w:lsdException w:name="Intense Reference" w:semiHidden="0" w:uiPriority="32" w:unhideWhenUsed="0" w:qFormat="1"/>
-    <w:lsdException w:name="Book Title" w:semiHidden="0" w:uiPriority="33" w:unhideWhenUsed="0" w:qFormat="1"/>
-    <w:lsdException w:name="Bibliography" w:uiPriority="37"/>
-    <w:lsdException w:name="TOC Heading" w:uiPriority="39" w:qFormat="1"/>
+  <w:latentStyles w:defLockedState="0" w:defUIPriority="99" w:defSemiHidden="0" w:defUnhideWhenUsed="0" w:defQFormat="0" w:count="376">
+    <w:lsdException w:name="Normal" w:uiPriority="0" w:qFormat="1"/>
+    <w:lsdException w:name="heading 1" w:uiPriority="0" w:qFormat="1"/>
+    <w:lsdException w:name="heading 2" w:semiHidden="1" w:uiPriority="0" w:unhideWhenUsed="1" w:qFormat="1"/>
+    <w:lsdException w:name="heading 3" w:semiHidden="1" w:uiPriority="0" w:unhideWhenUsed="1" w:qFormat="1"/>
+    <w:lsdException w:name="heading 4" w:semiHidden="1" w:uiPriority="0" w:unhideWhenUsed="1" w:qFormat="1"/>
+    <w:lsdException w:name="heading 5" w:semiHidden="1" w:uiPriority="0" w:unhideWhenUsed="1" w:qFormat="1"/>
+    <w:lsdException w:name="heading 6" w:semiHidden="1" w:uiPriority="0" w:unhideWhenUsed="1" w:qFormat="1"/>
+    <w:lsdException w:name="heading 7" w:semiHidden="1" w:uiPriority="0" w:unhideWhenUsed="1" w:qFormat="1"/>
+    <w:lsdException w:name="heading 8" w:semiHidden="1" w:uiPriority="0" w:unhideWhenUsed="1" w:qFormat="1"/>
+    <w:lsdException w:name="heading 9" w:semiHidden="1" w:uiPriority="0" w:unhideWhenUsed="1" w:qFormat="1"/>
+    <w:lsdException w:name="index 1" w:semiHidden="1" w:unhideWhenUsed="1"/>
+    <w:lsdException w:name="index 2" w:semiHidden="1" w:unhideWhenUsed="1"/>
+    <w:lsdException w:name="index 3" w:semiHidden="1" w:unhideWhenUsed="1"/>
+    <w:lsdException w:name="index 4" w:semiHidden="1" w:unhideWhenUsed="1"/>
+    <w:lsdException w:name="index 5" w:semiHidden="1" w:unhideWhenUsed="1"/>
+    <w:lsdException w:name="index 6" w:semiHidden="1" w:unhideWhenUsed="1"/>
+    <w:lsdException w:name="index 7" w:semiHidden="1" w:unhideWhenUsed="1"/>
+    <w:lsdException w:name="index 8" w:semiHidden="1" w:unhideWhenUsed="1"/>
+    <w:lsdException w:name="index 9" w:semiHidden="1" w:unhideWhenUsed="1"/>
+    <w:lsdException w:name="toc 1" w:semiHidden="1" w:uiPriority="39" w:unhideWhenUsed="1"/>
+    <w:lsdException w:name="toc 2" w:semiHidden="1" w:uiPriority="39" w:unhideWhenUsed="1"/>
+    <w:lsdException w:name="toc 3" w:semiHidden="1" w:uiPriority="39" w:unhideWhenUsed="1"/>
+    <w:lsdException w:name="toc 4" w:semiHidden="1" w:uiPriority="39" w:unhideWhenUsed="1"/>
+    <w:lsdException w:name="toc 5" w:semiHidden="1" w:uiPriority="39" w:unhideWhenUsed="1"/>
+    <w:lsdException w:name="toc 6" w:semiHidden="1" w:uiPriority="39" w:unhideWhenUsed="1"/>
+    <w:lsdException w:name="toc 7" w:semiHidden="1" w:uiPriority="39" w:unhideWhenUsed="1"/>
+    <w:lsdException w:name="toc 8" w:semiHidden="1" w:uiPriority="39" w:unhideWhenUsed="1"/>
+    <w:lsdException w:name="toc 9" w:semiHidden="1" w:uiPriority="39" w:unhideWhenUsed="1"/>
+    <w:lsdException w:name="Normal Indent" w:semiHidden="1" w:unhideWhenUsed="1"/>
+    <w:lsdException w:name="footnote text" w:semiHidden="1" w:unhideWhenUsed="1"/>
+    <w:lsdException w:name="annotation text" w:semiHidden="1" w:unhideWhenUsed="1"/>
+    <w:lsdException w:name="header" w:semiHidden="1" w:unhideWhenUsed="1"/>
+    <w:lsdException w:name="footer" w:semiHidden="1" w:unhideWhenUsed="1"/>
+    <w:lsdException w:name="index heading" w:semiHidden="1" w:unhideWhenUsed="1"/>
+    <w:lsdException w:name="caption" w:semiHidden="1" w:uiPriority="35" w:unhideWhenUsed="1" w:qFormat="1"/>
+    <w:lsdException w:name="table of figures" w:semiHidden="1" w:unhideWhenUsed="1"/>
+    <w:lsdException w:name="envelope address" w:semiHidden="1" w:unhideWhenUsed="1"/>
+    <w:lsdException w:name="envelope return" w:semiHidden="1" w:unhideWhenUsed="1"/>
+    <w:lsdException w:name="footnote reference" w:semiHidden="1" w:unhideWhenUsed="1"/>
+    <w:lsdException w:name="annotation reference" w:semiHidden="1" w:unhideWhenUsed="1"/>
+    <w:lsdException w:name="line number" w:semiHidden="1" w:unhideWhenUsed="1"/>
+    <w:lsdException w:name="page number" w:semiHidden="1" w:unhideWhenUsed="1"/>
+    <w:lsdException w:name="endnote reference" w:semiHidden="1" w:unhideWhenUsed="1"/>
+    <w:lsdException w:name="endnote text" w:semiHidden="1" w:unhideWhenUsed="1"/>
+    <w:lsdException w:name="table of authorities" w:semiHidden="1" w:unhideWhenUsed="1"/>
+    <w:lsdException w:name="macro" w:semiHidden="1" w:unhideWhenUsed="1"/>
+    <w:lsdException w:name="toa heading" w:semiHidden="1" w:unhideWhenUsed="1"/>
+    <w:lsdException w:name="List" w:semiHidden="1" w:unhideWhenUsed="1"/>
+    <w:lsdException w:name="List Bullet" w:semiHidden="1" w:unhideWhenUsed="1"/>
+    <w:lsdException w:name="List Number" w:semiHidden="1" w:unhideWhenUsed="1"/>
+    <w:lsdException w:name="List 2" w:semiHidden="1" w:unhideWhenUsed="1"/>
+    <w:lsdException w:name="List 3" w:semiHidden="1" w:unhideWhenUsed="1"/>
+    <w:lsdException w:name="List 4" w:semiHidden="1" w:unhideWhenUsed="1"/>
+    <w:lsdException w:name="List 5" w:semiHidden="1" w:unhideWhenUsed="1"/>
+    <w:lsdException w:name="List Bullet 2" w:semiHidden="1" w:unhideWhenUsed="1"/>
+    <w:lsdException w:name="List Bullet 3" w:semiHidden="1" w:unhideWhenUsed="1"/>
+    <w:lsdException w:name="List Bullet 4" w:semiHidden="1" w:unhideWhenUsed="1"/>
+    <w:lsdException w:name="List Bullet 5" w:semiHidden="1" w:unhideWhenUsed="1"/>
+    <w:lsdException w:name="List Number 2" w:semiHidden="1" w:unhideWhenUsed="1"/>
+    <w:lsdException w:name="List Number 3" w:semiHidden="1" w:unhideWhenUsed="1"/>
+    <w:lsdException w:name="List Number 4" w:semiHidden="1" w:unhideWhenUsed="1"/>
+    <w:lsdException w:name="List Number 5" w:semiHidden="1" w:unhideWhenUsed="1"/>
+    <w:lsdException w:name="Title" w:uiPriority="10" w:qFormat="1"/>
+    <w:lsdException w:name="Closing" w:semiHidden="1" w:unhideWhenUsed="1"/>
+    <w:lsdException w:name="Signature" w:semiHidden="1" w:unhideWhenUsed="1"/>
+    <w:lsdException w:name="Default Paragraph Font" w:semiHidden="1" w:uiPriority="1" w:unhideWhenUsed="1"/>
+    <w:lsdException w:name="Body Text" w:semiHidden="1" w:unhideWhenUsed="1"/>
+    <w:lsdException w:name="Body Text Indent" w:semiHidden="1" w:unhideWhenUsed="1"/>
+    <w:lsdException w:name="List Continue" w:semiHidden="1" w:unhideWhenUsed="1"/>
+    <w:lsdException w:name="List Continue 2" w:semiHidden="1" w:unhideWhenUsed="1"/>
+    <w:lsdException w:name="List Continue 3" w:semiHidden="1" w:unhideWhenUsed="1"/>
+    <w:lsdException w:name="List Continue 4" w:semiHidden="1" w:unhideWhenUsed="1"/>
+    <w:lsdException w:name="List Continue 5" w:semiHidden="1" w:unhideWhenUsed="1"/>
+    <w:lsdException w:name="Message Header" w:semiHidden="1" w:unhideWhenUsed="1"/>
+    <w:lsdException w:name="Subtitle" w:uiPriority="11" w:qFormat="1"/>
+    <w:lsdException w:name="Salutation" w:semiHidden="1" w:unhideWhenUsed="1"/>
+    <w:lsdException w:name="Date" w:semiHidden="1" w:unhideWhenUsed="1"/>
+    <w:lsdException w:name="Body Text First Indent" w:semiHidden="1" w:unhideWhenUsed="1"/>
+    <w:lsdException w:name="Body Text First Indent 2" w:semiHidden="1" w:unhideWhenUsed="1"/>
+    <w:lsdException w:name="Note Heading" w:semiHidden="1" w:unhideWhenUsed="1"/>
+    <w:lsdException w:name="Body Text 2" w:semiHidden="1" w:unhideWhenUsed="1"/>
+    <w:lsdException w:name="Body Text 3" w:semiHidden="1" w:unhideWhenUsed="1"/>
+    <w:lsdException w:name="Body Text Indent 2" w:semiHidden="1" w:unhideWhenUsed="1"/>
+    <w:lsdException w:name="Body Text Indent 3" w:semiHidden="1" w:unhideWhenUsed="1"/>
+    <w:lsdException w:name="Block Text" w:semiHidden="1" w:unhideWhenUsed="1"/>
+    <w:lsdException w:name="Hyperlink" w:semiHidden="1" w:unhideWhenUsed="1"/>
+    <w:lsdException w:name="FollowedHyperlink" w:semiHidden="1" w:unhideWhenUsed="1"/>
+    <w:lsdException w:name="Strong" w:uiPriority="22" w:qFormat="1"/>
+    <w:lsdException w:name="Emphasis" w:uiPriority="20" w:qFormat="1"/>
+    <w:lsdException w:name="Document Map" w:semiHidden="1" w:unhideWhenUsed="1"/>
+    <w:lsdException w:name="Plain Text" w:semiHidden="1" w:unhideWhenUsed="1"/>
+    <w:lsdException w:name="E-mail Signature" w:semiHidden="1" w:unhideWhenUsed="1"/>
+    <w:lsdException w:name="HTML Top of Form" w:semiHidden="1" w:unhideWhenUsed="1"/>
+    <w:lsdException w:name="HTML Bottom of Form" w:semiHidden="1" w:unhideWhenUsed="1"/>
+    <w:lsdException w:name="Normal (Web)" w:semiHidden="1" w:unhideWhenUsed="1"/>
+    <w:lsdException w:name="HTML Acronym" w:semiHidden="1" w:unhideWhenUsed="1"/>
+    <w:lsdException w:name="HTML Address" w:semiHidden="1" w:unhideWhenUsed="1"/>
+    <w:lsdException w:name="HTML Cite" w:semiHidden="1" w:unhideWhenUsed="1"/>
+    <w:lsdException w:name="HTML Code" w:semiHidden="1" w:unhideWhenUsed="1"/>
+    <w:lsdException w:name="HTML Definition" w:semiHidden="1" w:unhideWhenUsed="1"/>
+    <w:lsdException w:name="HTML Keyboard" w:semiHidden="1" w:unhideWhenUsed="1"/>
+    <w:lsdException w:name="HTML Preformatted" w:semiHidden="1" w:unhideWhenUsed="1"/>
+    <w:lsdException w:name="HTML Sample" w:semiHidden="1" w:unhideWhenUsed="1"/>
+    <w:lsdException w:name="HTML Typewriter" w:semiHidden="1" w:unhideWhenUsed="1"/>
+    <w:lsdException w:name="HTML Variable" w:semiHidden="1" w:unhideWhenUsed="1"/>
+    <w:lsdException w:name="Normal Table" w:semiHidden="1" w:unhideWhenUsed="1"/>
+    <w:lsdException w:name="annotation subject" w:semiHidden="1" w:unhideWhenUsed="1"/>
+    <w:lsdException w:name="No List" w:semiHidden="1" w:unhideWhenUsed="1"/>
+    <w:lsdException w:name="Outline List 1" w:semiHidden="1" w:unhideWhenUsed="1"/>
+    <w:lsdException w:name="Outline List 2" w:semiHidden="1" w:unhideWhenUsed="1"/>
+    <w:lsdException w:name="Outline List 3" w:semiHidden="1" w:unhideWhenUsed="1"/>
+    <w:lsdException w:name="Table Simple 1" w:semiHidden="1" w:unhideWhenUsed="1"/>
+    <w:lsdException w:name="Table Simple 2" w:semiHidden="1" w:unhideWhenUsed="1"/>
+    <w:lsdException w:name="Table Simple 3" w:semiHidden="1" w:unhideWhenUsed="1"/>
+    <w:lsdException w:name="Table Classic 1" w:semiHidden="1" w:unhideWhenUsed="1"/>
+    <w:lsdException w:name="Table Classic 2" w:semiHidden="1" w:unhideWhenUsed="1"/>
+    <w:lsdException w:name="Table Classic 3" w:semiHidden="1" w:unhideWhenUsed="1"/>
+    <w:lsdException w:name="Table Classic 4" w:semiHidden="1" w:unhideWhenUsed="1"/>
+    <w:lsdException w:name="Table Colorful 1" w:semiHidden="1" w:unhideWhenUsed="1"/>
+    <w:lsdException w:name="Table Colorful 2" w:semiHidden="1" w:unhideWhenUsed="1"/>
+    <w:lsdException w:name="Table Colorful 3" w:semiHidden="1" w:unhideWhenUsed="1"/>
+    <w:lsdException w:name="Table Columns 1" w:semiHidden="1" w:unhideWhenUsed="1"/>
+    <w:lsdException w:name="Table Columns 2" w:semiHidden="1" w:unhideWhenUsed="1"/>
+    <w:lsdException w:name="Table Columns 3" w:semiHidden="1" w:unhideWhenUsed="1"/>
+    <w:lsdException w:name="Table Columns 4" w:semiHidden="1" w:unhideWhenUsed="1"/>
+    <w:lsdException w:name="Table Columns 5" w:semiHidden="1" w:unhideWhenUsed="1"/>
+    <w:lsdException w:name="Table Grid 1" w:semiHidden="1" w:unhideWhenUsed="1"/>
+    <w:lsdException w:name="Table Grid 2" w:semiHidden="1" w:unhideWhenUsed="1"/>
+    <w:lsdException w:name="Table Grid 3" w:semiHidden="1" w:unhideWhenUsed="1"/>
+    <w:lsdException w:name="Table Grid 4" w:semiHidden="1" w:unhideWhenUsed="1"/>
+    <w:lsdException w:name="Table Grid 5" w:semiHidden="1" w:unhideWhenUsed="1"/>
+    <w:lsdException w:name="Table Grid 6" w:semiHidden="1" w:unhideWhenUsed="1"/>
+    <w:lsdException w:name="Table Grid 7" w:semiHidden="1" w:unhideWhenUsed="1"/>
+    <w:lsdException w:name="Table Grid 8" w:semiHidden="1" w:unhideWhenUsed="1"/>
+    <w:lsdException w:name="Table List 1" w:semiHidden="1" w:unhideWhenUsed="1"/>
+    <w:lsdException w:name="Table List 2" w:semiHidden="1" w:unhideWhenUsed="1"/>
+    <w:lsdException w:name="Table List 3" w:semiHidden="1" w:unhideWhenUsed="1"/>
+    <w:lsdException w:name="Table List 4" w:semiHidden="1" w:unhideWhenUsed="1"/>
+    <w:lsdException w:name="Table List 5" w:semiHidden="1" w:unhideWhenUsed="1"/>
+    <w:lsdException w:name="Table List 6" w:semiHidden="1" w:unhideWhenUsed="1"/>
+    <w:lsdException w:name="Table List 7" w:semiHidden="1" w:unhideWhenUsed="1"/>
+    <w:lsdException w:name="Table List 8" w:semiHidden="1" w:unhideWhenUsed="1"/>
+    <w:lsdException w:name="Table 3D effects 1" w:semiHidden="1" w:unhideWhenUsed="1"/>
+    <w:lsdException w:name="Table 3D effects 2" w:semiHidden="1" w:unhideWhenUsed="1"/>
+    <w:lsdException w:name="Table 3D effects 3" w:semiHidden="1" w:unhideWhenUsed="1"/>
+    <w:lsdException w:name="Table Contemporary" w:semiHidden="1" w:unhideWhenUsed="1"/>
+    <w:lsdException w:name="Table Elegant" w:semiHidden="1" w:unhideWhenUsed="1"/>
+    <w:lsdException w:name="Table Professional" w:semiHidden="1" w:unhideWhenUsed="1"/>
+    <w:lsdException w:name="Table Subtle 1" w:semiHidden="1" w:unhideWhenUsed="1"/>
+    <w:lsdException w:name="Table Subtle 2" w:semiHidden="1" w:unhideWhenUsed="1"/>
+    <w:lsdException w:name="Table Web 1" w:semiHidden="1" w:unhideWhenUsed="1"/>
+    <w:lsdException w:name="Table Web 2" w:semiHidden="1" w:unhideWhenUsed="1"/>
+    <w:lsdException w:name="Table Web 3" w:semiHidden="1" w:unhideWhenUsed="1"/>
+    <w:lsdException w:name="Balloon Text" w:semiHidden="1" w:unhideWhenUsed="1"/>
+    <w:lsdException w:name="Table Grid" w:uiPriority="59"/>
+    <w:lsdException w:name="Table Theme" w:semiHidden="1" w:unhideWhenUsed="1"/>
+    <w:lsdException w:name="Placeholder Text" w:semiHidden="1"/>
+    <w:lsdException w:name="No Spacing" w:uiPriority="1" w:qFormat="1"/>
+    <w:lsdException w:name="Light Shading" w:uiPriority="60"/>
+    <w:lsdException w:name="Light List" w:uiPriority="61"/>
+    <w:lsdException w:name="Light Grid" w:uiPriority="62"/>
+    <w:lsdException w:name="Medium Shading 1" w:uiPriority="63"/>
+    <w:lsdException w:name="Medium Shading 2" w:uiPriority="64"/>
+    <w:lsdException w:name="Medium List 1" w:uiPriority="65"/>
+    <w:lsdException w:name="Medium List 2" w:uiPriority="66"/>
+    <w:lsdException w:name="Medium Grid 1" w:uiPriority="67"/>
+    <w:lsdException w:name="Medium Grid 2" w:uiPriority="68"/>
+    <w:lsdException w:name="Medium Grid 3" w:uiPriority="69"/>
+    <w:lsdException w:name="Dark List" w:uiPriority="70"/>
+    <w:lsdException w:name="Colorful Shading" w:uiPriority="71"/>
+    <w:lsdException w:name="Colorful List" w:uiPriority="72"/>
+    <w:lsdException w:name="Colorful Grid" w:uiPriority="73"/>
+    <w:lsdException w:name="Light Shading Accent 1" w:uiPriority="60"/>
+    <w:lsdException w:name="Light List Accent 1" w:uiPriority="61"/>
+    <w:lsdException w:name="Light Grid Accent 1" w:uiPriority="62"/>
+    <w:lsdException w:name="Medium Shading 1 Accent 1" w:uiPriority="63"/>
+    <w:lsdException w:name="Medium Shading 2 Accent 1" w:uiPriority="64"/>
+    <w:lsdException w:name="Medium List 1 Accent 1" w:uiPriority="65"/>
+    <w:lsdException w:name="Revision" w:semiHidden="1"/>
+    <w:lsdException w:name="List Paragraph" w:uiPriority="34" w:qFormat="1"/>
+    <w:lsdException w:name="Quote" w:uiPriority="29" w:qFormat="1"/>
+    <w:lsdException w:name="Intense Quote" w:uiPriority="30" w:qFormat="1"/>
+    <w:lsdException w:name="Medium List 2 Accent 1" w:uiPriority="66"/>
+    <w:lsdException w:name="Medium Grid 1 Accent 1" w:uiPriority="67"/>
+    <w:lsdException w:name="Medium Grid 2 Accent 1" w:uiPriority="68"/>
+    <w:lsdException w:name="Medium Grid 3 Accent 1" w:uiPriority="69"/>
+    <w:lsdException w:name="Dark List Accent 1" w:uiPriority="70"/>
+    <w:lsdException w:name="Colorful Shading Accent 1" w:uiPriority="71"/>
+    <w:lsdException w:name="Colorful List Accent 1" w:uiPriority="72"/>
+    <w:lsdException w:name="Colorful Grid Accent 1" w:uiPriority="73"/>
+    <w:lsdException w:name="Light Shading Accent 2" w:uiPriority="60"/>
+    <w:lsdException w:name="Light List Accent 2" w:uiPriority="61"/>
+    <w:lsdException w:name="Light Grid Accent 2" w:uiPriority="62"/>
+    <w:lsdException w:name="Medium Shading 1 Accent 2" w:uiPriority="63"/>
+    <w:lsdException w:name="Medium Shading 2 Accent 2" w:uiPriority="64"/>
+    <w:lsdException w:name="Medium List 1 Accent 2" w:uiPriority="65"/>
+    <w:lsdException w:name="Medium List 2 Accent 2" w:uiPriority="66"/>
+    <w:lsdException w:name="Medium Grid 1 Accent 2" w:uiPriority="67"/>
+    <w:lsdException w:name="Medium Grid 2 Accent 2" w:uiPriority="68"/>
+    <w:lsdException w:name="Medium Grid 3 Accent 2" w:uiPriority="69"/>
+    <w:lsdException w:name="Dark List Accent 2" w:uiPriority="70"/>
+    <w:lsdException w:name="Colorful Shading Accent 2" w:uiPriority="71"/>
+    <w:lsdException w:name="Colorful List Accent 2" w:uiPriority="72"/>
+    <w:lsdException w:name="Colorful Grid Accent 2" w:uiPriority="73"/>
+    <w:lsdException w:name="Light Shading Accent 3" w:uiPriority="60"/>
+    <w:lsdException w:name="Light List Accent 3" w:uiPriority="61"/>
+    <w:lsdException w:name="Light Grid Accent 3" w:uiPriority="62"/>
+    <w:lsdException w:name="Medium Shading 1 Accent 3" w:uiPriority="63"/>
+    <w:lsdException w:name="Medium Shading 2 Accent 3" w:uiPriority="64"/>
+    <w:lsdException w:name="Medium List 1 Accent 3" w:uiPriority="65"/>
+    <w:lsdException w:name="Medium List 2 Accent 3" w:uiPriority="66"/>
+    <w:lsdException w:name="Medium Grid 1 Accent 3" w:uiPriority="67"/>
+    <w:lsdException w:name="Medium Grid 2 Accent 3" w:uiPriority="68"/>
+    <w:lsdException w:name="Medium Grid 3 Accent 3" w:uiPriority="69"/>
+    <w:lsdException w:name="Dark List Accent 3" w:uiPriority="70"/>
+    <w:lsdException w:name="Colorful Shading Accent 3" w:uiPriority="71"/>
+    <w:lsdException w:name="Colorful List Accent 3" w:uiPriority="72"/>
+    <w:lsdException w:name="Colorful Grid Accent 3" w:uiPriority="73"/>
+    <w:lsdException w:name="Light Shading Accent 4" w:uiPriority="60"/>
+    <w:lsdException w:name="Light List Accent 4" w:uiPriority="61"/>
+    <w:lsdException w:name="Light Grid Accent 4" w:uiPriority="62"/>
+    <w:lsdException w:name="Medium Shading 1 Accent 4" w:uiPriority="63"/>
+    <w:lsdException w:name="Medium Shading 2 Accent 4" w:uiPriority="64"/>
+    <w:lsdException w:name="Medium List 1 Accent 4" w:uiPriority="65"/>
+    <w:lsdException w:name="Medium List 2 Accent 4" w:uiPriority="66"/>
+    <w:lsdException w:name="Medium Grid 1 Accent 4" w:uiPriority="67"/>
+    <w:lsdException w:name="Medium Grid 2 Accent 4" w:uiPriority="68"/>
+    <w:lsdException w:name="Medium Grid 3 Accent 4" w:uiPriority="69"/>
+    <w:lsdException w:name="Dark List Accent 4" w:uiPriority="70"/>
+    <w:lsdException w:name="Colorful Shading Accent 4" w:uiPriority="71"/>
+    <w:lsdException w:name="Colorful List Accent 4" w:uiPriority="72"/>
+    <w:lsdException w:name="Colorful Grid Accent 4" w:uiPriority="73"/>
+    <w:lsdException w:name="Light Shading Accent 5" w:uiPriority="60"/>
+    <w:lsdException w:name="Light List Accent 5" w:uiPriority="61"/>
+    <w:lsdException w:name="Light Grid Accent 5" w:uiPriority="62"/>
+    <w:lsdException w:name="Medium Shading 1 Accent 5" w:uiPriority="63"/>
+    <w:lsdException w:name="Medium Shading 2 Accent 5" w:uiPriority="64"/>
+    <w:lsdException w:name="Medium List 1 Accent 5" w:uiPriority="65"/>
+    <w:lsdException w:name="Medium List 2 Accent 5" w:uiPriority="66"/>
+    <w:lsdException w:name="Medium Grid 1 Accent 5" w:uiPriority="67"/>
+    <w:lsdException w:name="Medium Grid 2 Accent 5" w:uiPriority="68"/>
+    <w:lsdException w:name="Medium Grid 3 Accent 5" w:uiPriority="69"/>
+    <w:lsdException w:name="Dark List Accent 5" w:uiPriority="70"/>
+    <w:lsdException w:name="Colorful Shading Accent 5" w:uiPriority="71"/>
+    <w:lsdException w:name="Colorful List Accent 5" w:uiPriority="72"/>
+    <w:lsdException w:name="Colorful Grid Accent 5" w:uiPriority="73"/>
+    <w:lsdException w:name="Light Shading Accent 6" w:uiPriority="60"/>
+    <w:lsdException w:name="Light List Accent 6" w:uiPriority="61"/>
+    <w:lsdException w:name="Light Grid Accent 6" w:uiPriority="62"/>
+    <w:lsdException w:name="Medium Shading 1 Accent 6" w:uiPriority="63"/>
+    <w:lsdException w:name="Medium Shading 2 Accent 6" w:uiPriority="64"/>
+    <w:lsdException w:name="Medium List 1 Accent 6" w:uiPriority="65"/>
+    <w:lsdException w:name="Medium List 2 Accent 6" w:uiPriority="66"/>
+    <w:lsdException w:name="Medium Grid 1 Accent 6" w:uiPriority="67"/>
+    <w:lsdException w:name="Medium Grid 2 Accent 6" w:uiPriority="68"/>
+    <w:lsdException w:name="Medium Grid 3 Accent 6" w:uiPriority="69"/>
+    <w:lsdException w:name="Dark List Accent 6" w:uiPriority="70"/>
+    <w:lsdException w:name="Colorful Shading Accent 6" w:uiPriority="71"/>
+    <w:lsdException w:name="Colorful List Accent 6" w:uiPriority="72"/>
+    <w:lsdException w:name="Colorful Grid Accent 6" w:uiPriority="73"/>
+    <w:lsdException w:name="Subtle Emphasis" w:uiPriority="19" w:qFormat="1"/>
+    <w:lsdException w:name="Intense Emphasis" w:uiPriority="21" w:qFormat="1"/>
+    <w:lsdException w:name="Subtle Reference" w:uiPriority="31" w:qFormat="1"/>
+    <w:lsdException w:name="Intense Reference" w:uiPriority="32" w:qFormat="1"/>
+    <w:lsdException w:name="Book Title" w:uiPriority="33" w:qFormat="1"/>
+    <w:lsdException w:name="Bibliography" w:semiHidden="1" w:uiPriority="37" w:unhideWhenUsed="1"/>
+    <w:lsdException w:name="TOC Heading" w:semiHidden="1" w:uiPriority="39" w:unhideWhenUsed="1" w:qFormat="1"/>
+    <w:lsdException w:name="Plain Table 1" w:uiPriority="41"/>
+    <w:lsdException w:name="Plain Table 2" w:uiPriority="42"/>
+    <w:lsdException w:name="Plain Table 3" w:uiPriority="43"/>
+    <w:lsdException w:name="Plain Table 4" w:uiPriority="44"/>
+    <w:lsdException w:name="Plain Table 5" w:uiPriority="45"/>
+    <w:lsdException w:name="Grid Table Light" w:uiPriority="40"/>
+    <w:lsdException w:name="Grid Table 1 Light" w:uiPriority="46"/>
+    <w:lsdException w:name="Grid Table 2" w:uiPriority="47"/>
+    <w:lsdException w:name="Grid Table 3" w:uiPriority="48"/>
+    <w:lsdException w:name="Grid Table 4" w:uiPriority="49"/>
+    <w:lsdException w:name="Grid Table 5 Dark" w:uiPriority="50"/>
+    <w:lsdException w:name="Grid Table 6 Colorful" w:uiPriority="51"/>
+    <w:lsdException w:name="Grid Table 7 Colorful" w:uiPriority="52"/>
+    <w:lsdException w:name="Grid Table 1 Light Accent 1" w:uiPriority="46"/>
+    <w:lsdException w:name="Grid Table 2 Accent 1" w:uiPriority="47"/>
+    <w:lsdException w:name="Grid Table 3 Accent 1" w:uiPriority="48"/>
+    <w:lsdException w:name="Grid Table 4 Accent 1" w:uiPriority="49"/>
+    <w:lsdException w:name="Grid Table 5 Dark Accent 1" w:uiPriority="50"/>
+    <w:lsdException w:name="Grid Table 6 Colorful Accent 1" w:uiPriority="51"/>
+    <w:lsdException w:name="Grid Table 7 Colorful Accent 1" w:uiPriority="52"/>
+    <w:lsdException w:name="Grid Table 1 Light Accent 2" w:uiPriority="46"/>
+    <w:lsdException w:name="Grid Table 2 Accent 2" w:uiPriority="47"/>
+    <w:lsdException w:name="Grid Table 3 Accent 2" w:uiPriority="48"/>
+    <w:lsdException w:name="Grid Table 4 Accent 2" w:uiPriority="49"/>
+    <w:lsdException w:name="Grid Table 5 Dark Accent 2" w:uiPriority="50"/>
+    <w:lsdException w:name="Grid Table 6 Colorful Accent 2" w:uiPriority="51"/>
+    <w:lsdException w:name="Grid Table 7 Colorful Accent 2" w:uiPriority="52"/>
+    <w:lsdException w:name="Grid Table 1 Light Accent 3" w:uiPriority="46"/>
+    <w:lsdException w:name="Grid Table 2 Accent 3" w:uiPriority="47"/>
+    <w:lsdException w:name="Grid Table 3 Accent 3" w:uiPriority="48"/>
+    <w:lsdException w:name="Grid Table 4 Accent 3" w:uiPriority="49"/>
+    <w:lsdException w:name="Grid Table 5 Dark Accent 3" w:uiPriority="50"/>
+    <w:lsdException w:name="Grid Table 6 Colorful Accent 3" w:uiPriority="51"/>
+    <w:lsdException w:name="Grid Table 7 Colorful Accent 3" w:uiPriority="52"/>
+    <w:lsdException w:name="Grid Table 1 Light Accent 4" w:uiPriority="46"/>
+    <w:lsdException w:name="Grid Table 2 Accent 4" w:uiPriority="47"/>
+    <w:lsdException w:name="Grid Table 3 Accent 4" w:uiPriority="48"/>
+    <w:lsdException w:name="Grid Table 4 Accent 4" w:uiPriority="49"/>
+    <w:lsdException w:name="Grid Table 5 Dark Accent 4" w:uiPriority="50"/>
+    <w:lsdException w:name="Grid Table 6 Colorful Accent 4" w:uiPriority="51"/>
+    <w:lsdException w:name="Grid Table 7 Colorful Accent 4" w:uiPriority="52"/>
+    <w:lsdException w:name="Grid Table 1 Light Accent 5" w:uiPriority="46"/>
+    <w:lsdException w:name="Grid Table 2 Accent 5" w:uiPriority="47"/>
+    <w:lsdException w:name="Grid Table 3 Accent 5" w:uiPriority="48"/>
+    <w:lsdException w:name="Grid Table 4 Accent 5" w:uiPriority="49"/>
+    <w:lsdException w:name="Grid Table 5 Dark Accent 5" w:uiPriority="50"/>
+    <w:lsdException w:name="Grid Table 6 Colorful Accent 5" w:uiPriority="51"/>
+    <w:lsdException w:name="Grid Table 7 Colorful Accent 5" w:uiPriority="52"/>
+    <w:lsdException w:name="Grid Table 1 Light Accent 6" w:uiPriority="46"/>
+    <w:lsdException w:name="Grid Table 2 Accent 6" w:uiPriority="47"/>
+    <w:lsdException w:name="Grid Table 3 Accent 6" w:uiPriority="48"/>
+    <w:lsdException w:name="Grid Table 4 Accent 6" w:uiPriority="49"/>
+    <w:lsdException w:name="Grid Table 5 Dark Accent 6" w:uiPriority="50"/>
+    <w:lsdException w:name="Grid Table 6 Colorful Accent 6" w:uiPriority="51"/>
+    <w:lsdException w:name="Grid Table 7 Colorful Accent 6" w:uiPriority="52"/>
+    <w:lsdException w:name="List Table 1 Light" w:uiPriority="46"/>
+    <w:lsdException w:name="List Table 2" w:uiPriority="47"/>
+    <w:lsdException w:name="List Table 3" w:uiPriority="48"/>
+    <w:lsdException w:name="List Table 4" w:uiPriority="49"/>
+    <w:lsdException w:name="List Table 5 Dark" w:uiPriority="50"/>
+    <w:lsdException w:name="List Table 6 Colorful" w:uiPriority="51"/>
+    <w:lsdException w:name="List Table 7 Colorful" w:uiPriority="52"/>
+    <w:lsdException w:name="List Table 1 Light Accent 1" w:uiPriority="46"/>
+    <w:lsdException w:name="List Table 2 Accent 1" w:uiPriority="47"/>
+    <w:lsdException w:name="List Table 3 Accent 1" w:uiPriority="48"/>
+    <w:lsdException w:name="List Table 4 Accent 1" w:uiPriority="49"/>
+    <w:lsdException w:name="List Table 5 Dark Accent 1" w:uiPriority="50"/>
+    <w:lsdException w:name="List Table 6 Colorful Accent 1" w:uiPriority="51"/>
+    <w:lsdException w:name="List Table 7 Colorful Accent 1" w:uiPriority="52"/>
+    <w:lsdException w:name="List Table 1 Light Accent 2" w:uiPriority="46"/>
+    <w:lsdException w:name="List Table 2 Accent 2" w:uiPriority="47"/>
+    <w:lsdException w:name="List Table 3 Accent 2" w:uiPriority="48"/>
+    <w:lsdException w:name="List Table 4 Accent 2" w:uiPriority="49"/>
+    <w:lsdException w:name="List Table 5 Dark Accent 2" w:uiPriority="50"/>
+    <w:lsdException w:name="List Table 6 Colorful Accent 2" w:uiPriority="51"/>
+    <w:lsdException w:name="List Table 7 Colorful Accent 2" w:uiPriority="52"/>
+    <w:lsdException w:name="List Table 1 Light Accent 3" w:uiPriority="46"/>
+    <w:lsdException w:name="List Table 2 Accent 3" w:uiPriority="47"/>
+    <w:lsdException w:name="List Table 3 Accent 3" w:uiPriority="48"/>
+    <w:lsdException w:name="List Table 4 Accent 3" w:uiPriority="49"/>
+    <w:lsdException w:name="List Table 5 Dark Accent 3" w:uiPriority="50"/>
+    <w:lsdException w:name="List Table 6 Colorful Accent 3" w:uiPriority="51"/>
+    <w:lsdException w:name="List Table 7 Colorful Accent 3" w:uiPriority="52"/>
+    <w:lsdException w:name="List Table 1 Light Accent 4" w:uiPriority="46"/>
+    <w:lsdException w:name="List Table 2 Accent 4" w:uiPriority="47"/>
+    <w:lsdException w:name="List Table 3 Accent 4" w:uiPriority="48"/>
+    <w:lsdException w:name="List Table 4 Accent 4" w:uiPriority="49"/>
+    <w:lsdException w:name="List Table 5 Dark Accent 4" w:uiPriority="50"/>
+    <w:lsdException w:name="List Table 6 Colorful Accent 4" w:uiPriority="51"/>
+    <w:lsdException w:name="List Table 7 Colorful Accent 4" w:uiPriority="52"/>
+    <w:lsdException w:name="List Table 1 Light Accent 5" w:uiPriority="46"/>
+    <w:lsdException w:name="List Table 2 Accent 5" w:uiPriority="47"/>
+    <w:lsdException w:name="List Table 3 Accent 5" w:uiPriority="48"/>
+    <w:lsdException w:name="List Table 4 Accent 5" w:uiPriority="49"/>
+    <w:lsdException w:name="List Table 5 Dark Accent 5" w:uiPriority="50"/>
+    <w:lsdException w:name="List Table 6 Colorful Accent 5" w:uiPriority="51"/>
+    <w:lsdException w:name="List Table 7 Colorful Accent 5" w:uiPriority="52"/>
+    <w:lsdException w:name="List Table 1 Light Accent 6" w:uiPriority="46"/>
+    <w:lsdException w:name="List Table 2 Accent 6" w:uiPriority="47"/>
+    <w:lsdException w:name="List Table 3 Accent 6" w:uiPriority="48"/>
+    <w:lsdException w:name="List Table 4 Accent 6" w:uiPriority="49"/>
+    <w:lsdException w:name="List Table 5 Dark Accent 6" w:uiPriority="50"/>
+    <w:lsdException w:name="List Table 6 Colorful Accent 6" w:uiPriority="51"/>
+    <w:lsdException w:name="List Table 7 Colorful Accent 6" w:uiPriority="52"/>
+    <w:lsdException w:name="Mention" w:semiHidden="1" w:unhideWhenUsed="1"/>
+    <w:lsdException w:name="Smart Hyperlink" w:semiHidden="1" w:unhideWhenUsed="1"/>
+    <w:lsdException w:name="Hashtag" w:semiHidden="1" w:unhideWhenUsed="1"/>
+    <w:lsdException w:name="Unresolved Mention" w:semiHidden="1" w:unhideWhenUsed="1"/>
+    <w:lsdException w:name="Smart Link" w:semiHidden="1" w:unhideWhenUsed="1"/>
   </w:latentStyles>
   <w:style w:type="paragraph" w:default="1" w:styleId="Normal">
     <w:name w:val="Normal"/>
     <w:qFormat/>
-    <w:rPr>
+    <w:rsid w:val="00955D79"/>
+    <w:pPr>
+      <w:spacing w:after="240" w:line="276" w:lineRule="auto"/>
+    </w:pPr>
+    <w:rPr>
+      <w:rFonts w:cstheme="minorHAnsi"/>
+      <w:sz w:val="28"/>
+      <w:szCs w:val="28"/>
+    </w:rPr>
+  </w:style>
+  <w:style w:type="paragraph" w:styleId="Heading1">
+    <w:name w:val="heading 1"/>
+    <w:basedOn w:val="NoSpacing"/>
+    <w:next w:val="Normal"/>
+    <w:link w:val="Heading1Char"/>
+    <w:qFormat/>
+    <w:rsid w:val="00955D79"/>
+    <w:pPr>
+      <w:keepNext/>
+      <w:spacing w:before="240" w:after="60"/>
+      <w:outlineLvl w:val="0"/>
+    </w:pPr>
+    <w:rPr>
+      <w:rFonts w:eastAsiaTheme="majorEastAsia"/>
+      <w:b/>
+      <w:kern w:val="28"/>
+      <w:sz w:val="56"/>
+    </w:rPr>
+  </w:style>
+  <w:style w:type="paragraph" w:styleId="Heading2">
+    <w:name w:val="heading 2"/>
+    <w:basedOn w:val="Heading1"/>
+    <w:next w:val="Normal"/>
+    <w:link w:val="Heading2Char"/>
+    <w:qFormat/>
+    <w:rsid w:val="00955D79"/>
+    <w:pPr>
+      <w:numPr>
+        <w:ilvl w:val="1"/>
+        <w:numId w:val="7"/>
+      </w:numPr>
+      <w:outlineLvl w:val="1"/>
+    </w:pPr>
+    <w:rPr>
+      <w:rFonts w:asciiTheme="majorHAnsi" w:hAnsiTheme="majorHAnsi"/>
+      <w:sz w:val="48"/>
+      <w:szCs w:val="48"/>
+    </w:rPr>
+  </w:style>
+  <w:style w:type="paragraph" w:styleId="Heading3">
+    <w:name w:val="heading 3"/>
+    <w:basedOn w:val="Heading2"/>
+    <w:next w:val="Normal"/>
+    <w:link w:val="Heading3Char"/>
+    <w:qFormat/>
+    <w:rsid w:val="00955D79"/>
+    <w:pPr>
+      <w:outlineLvl w:val="2"/>
+    </w:pPr>
+    <w:rPr>
+      <w:sz w:val="40"/>
+    </w:rPr>
+  </w:style>
+  <w:style w:type="paragraph" w:styleId="Heading4">
+    <w:name w:val="heading 4"/>
+    <w:basedOn w:val="Heading3"/>
+    <w:next w:val="Normal"/>
+    <w:link w:val="Heading4Char"/>
+    <w:qFormat/>
+    <w:rsid w:val="00955D79"/>
+    <w:pPr>
+      <w:numPr>
+        <w:ilvl w:val="3"/>
+      </w:numPr>
+      <w:outlineLvl w:val="3"/>
+    </w:pPr>
+    <w:rPr>
+      <w:sz w:val="32"/>
+    </w:rPr>
+  </w:style>
+  <w:style w:type="paragraph" w:styleId="Heading5">
+    <w:name w:val="heading 5"/>
+    <w:basedOn w:val="Heading4"/>
+    <w:next w:val="Normal"/>
+    <w:link w:val="Heading5Char"/>
+    <w:qFormat/>
+    <w:rsid w:val="00955D79"/>
+    <w:pPr>
+      <w:numPr>
+        <w:ilvl w:val="4"/>
+      </w:numPr>
+      <w:outlineLvl w:val="4"/>
+    </w:pPr>
+    <w:rPr>
+      <w:sz w:val="28"/>
+    </w:rPr>
+  </w:style>
+  <w:style w:type="paragraph" w:styleId="Heading6">
+    <w:name w:val="heading 6"/>
+    <w:basedOn w:val="Heading5"/>
+    <w:next w:val="Normal"/>
+    <w:link w:val="Heading6Char"/>
+    <w:qFormat/>
+    <w:rsid w:val="00955D79"/>
+    <w:pPr>
+      <w:numPr>
+        <w:ilvl w:val="5"/>
+      </w:numPr>
+      <w:outlineLvl w:val="5"/>
+    </w:pPr>
+    <w:rPr>
+      <w:bCs/>
       <w:sz w:val="24"/>
       <w:szCs w:val="24"/>
+      <w:u w:val="single"/>
+    </w:rPr>
+  </w:style>
+  <w:style w:type="paragraph" w:styleId="Heading7">
+    <w:name w:val="heading 7"/>
+    <w:basedOn w:val="Heading6"/>
+    <w:next w:val="Normal"/>
+    <w:link w:val="Heading7Char"/>
+    <w:qFormat/>
+    <w:rsid w:val="00955D79"/>
+    <w:pPr>
+      <w:keepNext w:val="0"/>
+      <w:numPr>
+        <w:ilvl w:val="0"/>
+        <w:numId w:val="0"/>
+      </w:numPr>
+      <w:outlineLvl w:val="6"/>
+    </w:pPr>
+    <w:rPr>
+      <w:b w:val="0"/>
+      <w:kern w:val="0"/>
+    </w:rPr>
+  </w:style>
+  <w:style w:type="paragraph" w:styleId="Heading8">
+    <w:name w:val="heading 8"/>
+    <w:basedOn w:val="Heading6"/>
+    <w:next w:val="Normal"/>
+    <w:link w:val="Heading8Char"/>
+    <w:qFormat/>
+    <w:rsid w:val="00955D79"/>
+    <w:pPr>
+      <w:outlineLvl w:val="7"/>
+    </w:pPr>
+    <w:rPr>
+      <w:i/>
+      <w:iCs/>
+      <w:u w:val="none"/>
+    </w:rPr>
+  </w:style>
+  <w:style w:type="paragraph" w:styleId="Heading9">
+    <w:name w:val="heading 9"/>
+    <w:basedOn w:val="Heading8"/>
+    <w:next w:val="Normal"/>
+    <w:link w:val="Heading9Char"/>
+    <w:qFormat/>
+    <w:rsid w:val="00955D79"/>
+    <w:pPr>
+      <w:outlineLvl w:val="8"/>
+    </w:pPr>
+    <w:rPr>
+      <w:b w:val="0"/>
+      <w:bCs w:val="0"/>
     </w:rPr>
   </w:style>
   <w:style w:type="character" w:default="1" w:styleId="DefaultParagraphFont">
     <w:name w:val="Default Paragraph Font"/>
+    <w:uiPriority w:val="1"/>
     <w:semiHidden/>
+    <w:unhideWhenUsed/>
   </w:style>
   <w:style w:type="table" w:default="1" w:styleId="TableNormal">
     <w:name w:val="Normal Table"/>
@@ -322,6 +964,505 @@
     <w:uiPriority w:val="99"/>
     <w:semiHidden/>
     <w:unhideWhenUsed/>
+  </w:style>
+  <w:style w:type="paragraph" w:customStyle="1" w:styleId="Subheading1">
+    <w:name w:val="Subheading 1"/>
+    <w:basedOn w:val="Heading1"/>
+    <w:next w:val="Normal"/>
+    <w:link w:val="Subheading1Char"/>
+    <w:qFormat/>
+    <w:rsid w:val="00955D79"/>
+    <w:pPr>
+      <w:spacing w:before="0" w:after="0" w:line="240" w:lineRule="auto"/>
+      <w:contextualSpacing/>
+    </w:pPr>
+    <w:rPr>
+      <w:rFonts w:asciiTheme="majorHAnsi" w:eastAsiaTheme="minorHAnsi" w:hAnsiTheme="majorHAnsi"/>
+      <w:sz w:val="48"/>
+      <w:szCs w:val="48"/>
+      <w:vertAlign w:val="superscript"/>
+    </w:rPr>
+  </w:style>
+  <w:style w:type="character" w:customStyle="1" w:styleId="Subheading1Char">
+    <w:name w:val="Subheading 1 Char"/>
+    <w:basedOn w:val="DefaultParagraphFont"/>
+    <w:link w:val="Subheading1"/>
+    <w:rsid w:val="00955D79"/>
+    <w:rPr>
+      <w:rFonts w:asciiTheme="majorHAnsi" w:hAnsiTheme="majorHAnsi" w:cstheme="minorHAnsi"/>
+      <w:b/>
+      <w:kern w:val="28"/>
+      <w:sz w:val="48"/>
+      <w:szCs w:val="48"/>
+      <w:vertAlign w:val="superscript"/>
+    </w:rPr>
+  </w:style>
+  <w:style w:type="character" w:customStyle="1" w:styleId="Heading1Char">
+    <w:name w:val="Heading 1 Char"/>
+    <w:basedOn w:val="DefaultParagraphFont"/>
+    <w:link w:val="Heading1"/>
+    <w:rsid w:val="00955D79"/>
+    <w:rPr>
+      <w:rFonts w:eastAsiaTheme="majorEastAsia" w:cstheme="minorHAnsi"/>
+      <w:b/>
+      <w:kern w:val="28"/>
+      <w:sz w:val="56"/>
+      <w:szCs w:val="28"/>
+    </w:rPr>
+  </w:style>
+  <w:style w:type="paragraph" w:customStyle="1" w:styleId="Subheading2">
+    <w:name w:val="Subheading 2"/>
+    <w:basedOn w:val="Subheading1"/>
+    <w:next w:val="Normal"/>
+    <w:link w:val="Subheading2Char"/>
+    <w:qFormat/>
+    <w:rsid w:val="00955D79"/>
+  </w:style>
+  <w:style w:type="character" w:customStyle="1" w:styleId="Subheading2Char">
+    <w:name w:val="Subheading 2 Char"/>
+    <w:basedOn w:val="Subheading1Char"/>
+    <w:link w:val="Subheading2"/>
+    <w:rsid w:val="00955D79"/>
+    <w:rPr>
+      <w:rFonts w:asciiTheme="majorHAnsi" w:hAnsiTheme="majorHAnsi" w:cstheme="minorHAnsi"/>
+      <w:b/>
+      <w:kern w:val="28"/>
+      <w:sz w:val="48"/>
+      <w:szCs w:val="48"/>
+      <w:vertAlign w:val="superscript"/>
+    </w:rPr>
+  </w:style>
+  <w:style w:type="paragraph" w:customStyle="1" w:styleId="Subheading3">
+    <w:name w:val="Subheading 3"/>
+    <w:basedOn w:val="Subheading2"/>
+    <w:next w:val="Normal"/>
+    <w:link w:val="Subheading3Char"/>
+    <w:qFormat/>
+    <w:rsid w:val="00955D79"/>
+    <w:rPr>
+      <w:sz w:val="40"/>
+      <w:szCs w:val="40"/>
+    </w:rPr>
+  </w:style>
+  <w:style w:type="character" w:customStyle="1" w:styleId="Subheading3Char">
+    <w:name w:val="Subheading 3 Char"/>
+    <w:basedOn w:val="Subheading2Char"/>
+    <w:link w:val="Subheading3"/>
+    <w:rsid w:val="00955D79"/>
+    <w:rPr>
+      <w:rFonts w:asciiTheme="majorHAnsi" w:hAnsiTheme="majorHAnsi" w:cstheme="minorHAnsi"/>
+      <w:b/>
+      <w:kern w:val="28"/>
+      <w:sz w:val="40"/>
+      <w:szCs w:val="40"/>
+      <w:vertAlign w:val="superscript"/>
+    </w:rPr>
+  </w:style>
+  <w:style w:type="paragraph" w:customStyle="1" w:styleId="Suptitle">
+    <w:name w:val="Suptitle"/>
+    <w:basedOn w:val="Subtitle"/>
+    <w:link w:val="SuptitleChar"/>
+    <w:qFormat/>
+    <w:rsid w:val="00955D79"/>
+    <w:pPr>
+      <w:spacing w:before="240" w:line="240" w:lineRule="auto"/>
+    </w:pPr>
+    <w:rPr>
+      <w:vertAlign w:val="subscript"/>
+    </w:rPr>
+  </w:style>
+  <w:style w:type="character" w:customStyle="1" w:styleId="SuptitleChar">
+    <w:name w:val="Suptitle Char"/>
+    <w:basedOn w:val="SubtitleChar"/>
+    <w:link w:val="Suptitle"/>
+    <w:rsid w:val="00955D79"/>
+    <w:rPr>
+      <w:rFonts w:asciiTheme="majorHAnsi" w:eastAsiaTheme="majorEastAsia" w:hAnsiTheme="majorHAnsi" w:cstheme="majorBidi"/>
+      <w:color w:val="7F7F7F" w:themeColor="text1" w:themeTint="80"/>
+      <w:spacing w:val="-10"/>
+      <w:kern w:val="28"/>
+      <w:sz w:val="72"/>
+      <w:szCs w:val="72"/>
+      <w:vertAlign w:val="subscript"/>
+    </w:rPr>
+  </w:style>
+  <w:style w:type="paragraph" w:styleId="Subtitle">
+    <w:name w:val="Subtitle"/>
+    <w:basedOn w:val="Title"/>
+    <w:next w:val="Normal"/>
+    <w:link w:val="SubtitleChar"/>
+    <w:uiPriority w:val="11"/>
+    <w:qFormat/>
+    <w:rsid w:val="00955D79"/>
+    <w:rPr>
+      <w:b w:val="0"/>
+      <w:bCs w:val="0"/>
+      <w:color w:val="7F7F7F" w:themeColor="text1" w:themeTint="80"/>
+      <w:vertAlign w:val="superscript"/>
+    </w:rPr>
+  </w:style>
+  <w:style w:type="character" w:customStyle="1" w:styleId="SubtitleChar">
+    <w:name w:val="Subtitle Char"/>
+    <w:basedOn w:val="DefaultParagraphFont"/>
+    <w:link w:val="Subtitle"/>
+    <w:uiPriority w:val="11"/>
+    <w:rsid w:val="00955D79"/>
+    <w:rPr>
+      <w:rFonts w:asciiTheme="majorHAnsi" w:eastAsiaTheme="majorEastAsia" w:hAnsiTheme="majorHAnsi" w:cstheme="majorBidi"/>
+      <w:color w:val="7F7F7F" w:themeColor="text1" w:themeTint="80"/>
+      <w:spacing w:val="-10"/>
+      <w:kern w:val="28"/>
+      <w:sz w:val="72"/>
+      <w:szCs w:val="72"/>
+      <w:vertAlign w:val="superscript"/>
+    </w:rPr>
+  </w:style>
+  <w:style w:type="paragraph" w:styleId="NoSpacing">
+    <w:name w:val="No Spacing"/>
+    <w:basedOn w:val="Normal"/>
+    <w:uiPriority w:val="1"/>
+    <w:qFormat/>
+    <w:rsid w:val="00955D79"/>
+    <w:pPr>
+      <w:spacing w:after="0"/>
+    </w:pPr>
+  </w:style>
+  <w:style w:type="character" w:customStyle="1" w:styleId="Heading2Char">
+    <w:name w:val="Heading 2 Char"/>
+    <w:basedOn w:val="DefaultParagraphFont"/>
+    <w:link w:val="Heading2"/>
+    <w:rsid w:val="00955D79"/>
+    <w:rPr>
+      <w:rFonts w:asciiTheme="majorHAnsi" w:eastAsiaTheme="majorEastAsia" w:hAnsiTheme="majorHAnsi" w:cstheme="minorHAnsi"/>
+      <w:b/>
+      <w:kern w:val="28"/>
+      <w:sz w:val="48"/>
+      <w:szCs w:val="48"/>
+    </w:rPr>
+  </w:style>
+  <w:style w:type="character" w:customStyle="1" w:styleId="Heading3Char">
+    <w:name w:val="Heading 3 Char"/>
+    <w:basedOn w:val="DefaultParagraphFont"/>
+    <w:link w:val="Heading3"/>
+    <w:rsid w:val="00955D79"/>
+    <w:rPr>
+      <w:rFonts w:asciiTheme="majorHAnsi" w:eastAsiaTheme="majorEastAsia" w:hAnsiTheme="majorHAnsi" w:cstheme="minorHAnsi"/>
+      <w:b/>
+      <w:kern w:val="28"/>
+      <w:sz w:val="40"/>
+      <w:szCs w:val="48"/>
+    </w:rPr>
+  </w:style>
+  <w:style w:type="character" w:customStyle="1" w:styleId="Heading4Char">
+    <w:name w:val="Heading 4 Char"/>
+    <w:basedOn w:val="DefaultParagraphFont"/>
+    <w:link w:val="Heading4"/>
+    <w:rsid w:val="00955D79"/>
+    <w:rPr>
+      <w:rFonts w:asciiTheme="majorHAnsi" w:eastAsiaTheme="majorEastAsia" w:hAnsiTheme="majorHAnsi" w:cstheme="minorHAnsi"/>
+      <w:b/>
+      <w:kern w:val="28"/>
+      <w:sz w:val="32"/>
+      <w:szCs w:val="48"/>
+    </w:rPr>
+  </w:style>
+  <w:style w:type="character" w:customStyle="1" w:styleId="Heading5Char">
+    <w:name w:val="Heading 5 Char"/>
+    <w:basedOn w:val="DefaultParagraphFont"/>
+    <w:link w:val="Heading5"/>
+    <w:rsid w:val="00955D79"/>
+    <w:rPr>
+      <w:rFonts w:asciiTheme="majorHAnsi" w:eastAsiaTheme="majorEastAsia" w:hAnsiTheme="majorHAnsi" w:cstheme="minorHAnsi"/>
+      <w:b/>
+      <w:kern w:val="28"/>
+      <w:sz w:val="28"/>
+      <w:szCs w:val="48"/>
+    </w:rPr>
+  </w:style>
+  <w:style w:type="character" w:customStyle="1" w:styleId="Heading6Char">
+    <w:name w:val="Heading 6 Char"/>
+    <w:basedOn w:val="DefaultParagraphFont"/>
+    <w:link w:val="Heading6"/>
+    <w:rsid w:val="00955D79"/>
+    <w:rPr>
+      <w:rFonts w:asciiTheme="majorHAnsi" w:eastAsiaTheme="majorEastAsia" w:hAnsiTheme="majorHAnsi" w:cstheme="minorHAnsi"/>
+      <w:b/>
+      <w:bCs/>
+      <w:kern w:val="28"/>
+      <w:sz w:val="24"/>
+      <w:szCs w:val="24"/>
+      <w:u w:val="single"/>
+    </w:rPr>
+  </w:style>
+  <w:style w:type="character" w:customStyle="1" w:styleId="Heading7Char">
+    <w:name w:val="Heading 7 Char"/>
+    <w:basedOn w:val="DefaultParagraphFont"/>
+    <w:link w:val="Heading7"/>
+    <w:rsid w:val="00955D79"/>
+    <w:rPr>
+      <w:rFonts w:asciiTheme="majorHAnsi" w:eastAsiaTheme="majorEastAsia" w:hAnsiTheme="majorHAnsi" w:cstheme="minorHAnsi"/>
+      <w:bCs/>
+      <w:sz w:val="24"/>
+      <w:szCs w:val="24"/>
+      <w:u w:val="single"/>
+    </w:rPr>
+  </w:style>
+  <w:style w:type="character" w:customStyle="1" w:styleId="Heading8Char">
+    <w:name w:val="Heading 8 Char"/>
+    <w:basedOn w:val="DefaultParagraphFont"/>
+    <w:link w:val="Heading8"/>
+    <w:rsid w:val="00955D79"/>
+    <w:rPr>
+      <w:rFonts w:asciiTheme="majorHAnsi" w:eastAsiaTheme="majorEastAsia" w:hAnsiTheme="majorHAnsi" w:cstheme="minorHAnsi"/>
+      <w:b/>
+      <w:bCs/>
+      <w:i/>
+      <w:iCs/>
+      <w:kern w:val="28"/>
+      <w:sz w:val="24"/>
+      <w:szCs w:val="24"/>
+    </w:rPr>
+  </w:style>
+  <w:style w:type="character" w:customStyle="1" w:styleId="Heading9Char">
+    <w:name w:val="Heading 9 Char"/>
+    <w:basedOn w:val="DefaultParagraphFont"/>
+    <w:link w:val="Heading9"/>
+    <w:rsid w:val="00955D79"/>
+    <w:rPr>
+      <w:rFonts w:asciiTheme="majorHAnsi" w:eastAsiaTheme="majorEastAsia" w:hAnsiTheme="majorHAnsi" w:cstheme="minorHAnsi"/>
+      <w:i/>
+      <w:iCs/>
+      <w:kern w:val="28"/>
+      <w:sz w:val="24"/>
+      <w:szCs w:val="24"/>
+    </w:rPr>
+  </w:style>
+  <w:style w:type="paragraph" w:styleId="Caption">
+    <w:name w:val="caption"/>
+    <w:basedOn w:val="Normal"/>
+    <w:next w:val="Normal"/>
+    <w:uiPriority w:val="35"/>
+    <w:semiHidden/>
+    <w:unhideWhenUsed/>
+    <w:qFormat/>
+    <w:rsid w:val="00955D79"/>
+    <w:pPr>
+      <w:spacing w:after="200"/>
+    </w:pPr>
+    <w:rPr>
+      <w:rFonts w:eastAsia="Times New Roman"/>
+      <w:i/>
+      <w:iCs/>
+      <w:color w:val="1F497D" w:themeColor="text2"/>
+      <w:szCs w:val="18"/>
+    </w:rPr>
+  </w:style>
+  <w:style w:type="paragraph" w:styleId="Title">
+    <w:name w:val="Title"/>
+    <w:basedOn w:val="NoSpacing"/>
+    <w:next w:val="Normal"/>
+    <w:link w:val="TitleChar"/>
+    <w:uiPriority w:val="10"/>
+    <w:qFormat/>
+    <w:rsid w:val="00955D79"/>
+    <w:rPr>
+      <w:rFonts w:asciiTheme="majorHAnsi" w:eastAsiaTheme="majorEastAsia" w:hAnsiTheme="majorHAnsi" w:cstheme="majorBidi"/>
+      <w:b/>
+      <w:bCs/>
+      <w:spacing w:val="-10"/>
+      <w:kern w:val="28"/>
+      <w:sz w:val="72"/>
+      <w:szCs w:val="72"/>
+    </w:rPr>
+  </w:style>
+  <w:style w:type="character" w:customStyle="1" w:styleId="TitleChar">
+    <w:name w:val="Title Char"/>
+    <w:basedOn w:val="DefaultParagraphFont"/>
+    <w:link w:val="Title"/>
+    <w:uiPriority w:val="10"/>
+    <w:rsid w:val="00955D79"/>
+    <w:rPr>
+      <w:rFonts w:asciiTheme="majorHAnsi" w:eastAsiaTheme="majorEastAsia" w:hAnsiTheme="majorHAnsi" w:cstheme="majorBidi"/>
+      <w:b/>
+      <w:bCs/>
+      <w:spacing w:val="-10"/>
+      <w:kern w:val="28"/>
+      <w:sz w:val="72"/>
+      <w:szCs w:val="72"/>
+    </w:rPr>
+  </w:style>
+  <w:style w:type="character" w:styleId="Strong">
+    <w:name w:val="Strong"/>
+    <w:uiPriority w:val="22"/>
+    <w:qFormat/>
+    <w:rsid w:val="00955D79"/>
+    <w:rPr>
+      <w:b/>
+      <w:bCs/>
+    </w:rPr>
+  </w:style>
+  <w:style w:type="character" w:styleId="Emphasis">
+    <w:name w:val="Emphasis"/>
+    <w:uiPriority w:val="20"/>
+    <w:qFormat/>
+    <w:rsid w:val="00955D79"/>
+    <w:rPr>
+      <w:rFonts w:asciiTheme="minorHAnsi" w:hAnsiTheme="minorHAnsi" w:cstheme="minorHAnsi"/>
+      <w:i/>
+      <w:iCs/>
+      <w:sz w:val="28"/>
+      <w:szCs w:val="28"/>
+    </w:rPr>
+  </w:style>
+  <w:style w:type="paragraph" w:styleId="ListParagraph">
+    <w:name w:val="List Paragraph"/>
+    <w:basedOn w:val="Normal"/>
+    <w:uiPriority w:val="34"/>
+    <w:qFormat/>
+    <w:rsid w:val="00955D79"/>
+    <w:pPr>
+      <w:ind w:left="720"/>
+      <w:contextualSpacing/>
+    </w:pPr>
+    <w:rPr>
+      <w:rFonts w:eastAsia="Times New Roman"/>
+    </w:rPr>
+  </w:style>
+  <w:style w:type="paragraph" w:styleId="Quote">
+    <w:name w:val="Quote"/>
+    <w:basedOn w:val="Normal"/>
+    <w:next w:val="Normal"/>
+    <w:link w:val="QuoteChar"/>
+    <w:uiPriority w:val="29"/>
+    <w:qFormat/>
+    <w:rsid w:val="00955D79"/>
+    <w:pPr>
+      <w:keepLines/>
+      <w:pageBreakBefore/>
+      <w:pBdr>
+        <w:left w:val="single" w:sz="4" w:space="7" w:color="auto"/>
+      </w:pBdr>
+      <w:spacing w:before="120" w:after="120"/>
+      <w:ind w:left="360"/>
+      <w:contextualSpacing/>
+      <w:mirrorIndents/>
+    </w:pPr>
+  </w:style>
+  <w:style w:type="character" w:customStyle="1" w:styleId="QuoteChar">
+    <w:name w:val="Quote Char"/>
+    <w:basedOn w:val="DefaultParagraphFont"/>
+    <w:link w:val="Quote"/>
+    <w:uiPriority w:val="29"/>
+    <w:rsid w:val="00955D79"/>
+    <w:rPr>
+      <w:rFonts w:cstheme="minorHAnsi"/>
+      <w:sz w:val="28"/>
+      <w:szCs w:val="28"/>
+    </w:rPr>
+  </w:style>
+  <w:style w:type="paragraph" w:styleId="IntenseQuote">
+    <w:name w:val="Intense Quote"/>
+    <w:basedOn w:val="Quote"/>
+    <w:next w:val="Normal"/>
+    <w:link w:val="IntenseQuoteChar"/>
+    <w:uiPriority w:val="30"/>
+    <w:qFormat/>
+    <w:rsid w:val="00955D79"/>
+    <w:pPr>
+      <w:pBdr>
+        <w:left w:val="single" w:sz="18" w:space="7" w:color="auto"/>
+      </w:pBdr>
+    </w:pPr>
+    <w:rPr>
+      <w:b/>
+      <w:bCs/>
+    </w:rPr>
+  </w:style>
+  <w:style w:type="character" w:customStyle="1" w:styleId="IntenseQuoteChar">
+    <w:name w:val="Intense Quote Char"/>
+    <w:basedOn w:val="DefaultParagraphFont"/>
+    <w:link w:val="IntenseQuote"/>
+    <w:uiPriority w:val="30"/>
+    <w:rsid w:val="00955D79"/>
+    <w:rPr>
+      <w:rFonts w:cstheme="minorHAnsi"/>
+      <w:b/>
+      <w:bCs/>
+      <w:sz w:val="28"/>
+      <w:szCs w:val="28"/>
+    </w:rPr>
+  </w:style>
+  <w:style w:type="character" w:styleId="SubtleEmphasis">
+    <w:name w:val="Subtle Emphasis"/>
+    <w:basedOn w:val="Emphasis"/>
+    <w:uiPriority w:val="19"/>
+    <w:qFormat/>
+    <w:rsid w:val="00955D79"/>
+    <w:rPr>
+      <w:rFonts w:asciiTheme="minorHAnsi" w:hAnsiTheme="minorHAnsi" w:cs="Calibri Light"/>
+      <w:i/>
+      <w:iCs/>
+      <w:color w:val="7F7F7F" w:themeColor="text1" w:themeTint="80"/>
+      <w:sz w:val="28"/>
+      <w:szCs w:val="28"/>
+    </w:rPr>
+  </w:style>
+  <w:style w:type="character" w:styleId="IntenseEmphasis">
+    <w:name w:val="Intense Emphasis"/>
+    <w:basedOn w:val="Emphasis"/>
+    <w:uiPriority w:val="21"/>
+    <w:qFormat/>
+    <w:rsid w:val="00955D79"/>
+    <w:rPr>
+      <w:rFonts w:asciiTheme="minorHAnsi" w:hAnsiTheme="minorHAnsi" w:cstheme="minorHAnsi"/>
+      <w:b/>
+      <w:bCs/>
+      <w:i/>
+      <w:iCs/>
+      <w:sz w:val="28"/>
+      <w:szCs w:val="28"/>
+    </w:rPr>
+  </w:style>
+  <w:style w:type="character" w:styleId="SubtleReference">
+    <w:name w:val="Subtle Reference"/>
+    <w:uiPriority w:val="31"/>
+    <w:qFormat/>
+    <w:rsid w:val="00955D79"/>
+    <w:rPr>
+      <w:caps/>
+      <w:color w:val="7F7F7F" w:themeColor="text1" w:themeTint="80"/>
+      <w:sz w:val="22"/>
+      <w:szCs w:val="22"/>
+    </w:rPr>
+  </w:style>
+  <w:style w:type="character" w:styleId="IntenseReference">
+    <w:name w:val="Intense Reference"/>
+    <w:basedOn w:val="SubtleReference"/>
+    <w:uiPriority w:val="32"/>
+    <w:qFormat/>
+    <w:rsid w:val="00955D79"/>
+    <w:rPr>
+      <w:b/>
+      <w:bCs/>
+      <w:caps/>
+      <w:color w:val="7F7F7F" w:themeColor="text1" w:themeTint="80"/>
+      <w:sz w:val="22"/>
+      <w:szCs w:val="22"/>
+    </w:rPr>
+  </w:style>
+  <w:style w:type="character" w:styleId="BookTitle">
+    <w:name w:val="Book Title"/>
+    <w:basedOn w:val="DefaultParagraphFont"/>
+    <w:uiPriority w:val="33"/>
+    <w:qFormat/>
+    <w:rsid w:val="00955D79"/>
+    <w:rPr>
+      <w:b/>
+      <w:bCs/>
+      <w:i/>
+      <w:iCs/>
+      <w:spacing w:val="5"/>
+    </w:rPr>
   </w:style>
 </w:styles>
 </file>
